--- a/docs/FreshFind_Project_Report.docx
+++ b/docs/FreshFind_Project_Report.docx
@@ -23,12 +23,12 @@
         <w:pStyle w:val="Subtitle"/>
       </w:pPr>
       <w:r>
-        <w:t>Requirements, design, test data and installation</w:t>
+        <w:t>Requirements Design Test Data and Installation</w:t>
       </w:r>
     </w:p>
     <w:p>
       <w:r>
-        <w:t>Version 1.0  |  25 September 2026</w:t>
+        <w:t>Version 1.1  |  26 September 2026  |  Team XI</w:t>
       </w:r>
     </w:p>
     <w:p>
@@ -43,17 +43,29 @@
         <w:jc w:val="center"/>
         <w:tblLayout w:type="fixed"/>
         <w:tblLook w:firstColumn="1" w:firstRow="1" w:lastColumn="0" w:lastRow="0" w:noHBand="0" w:noVBand="1" w:val="04A0"/>
+        <w:tblBorders>
+          <w:top w:val="single" w:sz="4" w:color="D9D9D9"/>
+          <w:left w:val="single" w:sz="4" w:color="D9D9D9"/>
+          <w:bottom w:val="single" w:sz="4" w:color="D9D9D9"/>
+          <w:right w:val="single" w:sz="4" w:color="D9D9D9"/>
+          <w:insideH w:val="single" w:sz="4" w:color="D9D9D9"/>
+          <w:insideV w:val="single" w:sz="4" w:color="D9D9D9"/>
+        </w:tblBorders>
       </w:tblPr>
       <w:tblGrid>
         <w:gridCol w:w="4831"/>
         <w:gridCol w:w="4831"/>
       </w:tblGrid>
       <w:tr>
+        <w:trPr>
+          <w:tblHeader/>
+          <w:cantSplit/>
+        </w:trPr>
         <w:tc>
           <w:tcPr>
             <w:tcW w:type="dxa" w:w="3816"/>
             <w:vAlign w:val="center"/>
-            <w:shd w:fill="1F4B37"/>
+            <w:shd w:fill="334155"/>
           </w:tcPr>
           <w:p>
             <w:pPr>
@@ -74,7 +86,7 @@
           <w:tcPr>
             <w:tcW w:type="dxa" w:w="5832"/>
             <w:vAlign w:val="center"/>
-            <w:shd w:fill="1F4B37"/>
+            <w:shd w:fill="334155"/>
           </w:tcPr>
           <w:p>
             <w:pPr>
@@ -93,11 +105,14 @@
         </w:tc>
       </w:tr>
       <w:tr>
+        <w:trPr>
+          <w:cantSplit/>
+        </w:trPr>
         <w:tc>
           <w:tcPr>
             <w:tcW w:type="dxa" w:w="3816"/>
             <w:vAlign w:val="center"/>
-            <w:shd w:fill="F2F5ED"/>
+            <w:shd w:fill="F3F5F7"/>
           </w:tcPr>
           <w:p>
             <w:pPr>
@@ -118,7 +133,7 @@
           <w:tcPr>
             <w:tcW w:type="dxa" w:w="5832"/>
             <w:vAlign w:val="center"/>
-            <w:shd w:fill="F2F5ED"/>
+            <w:shd w:fill="F3F5F7"/>
           </w:tcPr>
           <w:p>
             <w:pPr>
@@ -137,6 +152,9 @@
         </w:tc>
       </w:tr>
       <w:tr>
+        <w:trPr>
+          <w:cantSplit/>
+        </w:trPr>
         <w:tc>
           <w:tcPr>
             <w:tcW w:type="dxa" w:w="3816"/>
@@ -153,7 +171,7 @@
                 <w:color w:val="1F4B37"/>
                 <w:sz w:val="16"/>
               </w:rPr>
-              <w:t>FreshFind repository inspected 25 September 2026</w:t>
+              <w:t>FreshFind repository inspected 26 September 2026</w:t>
             </w:r>
           </w:p>
         </w:tc>
@@ -179,11 +197,14 @@
         </w:tc>
       </w:tr>
       <w:tr>
+        <w:trPr>
+          <w:cantSplit/>
+        </w:trPr>
         <w:tc>
           <w:tcPr>
             <w:tcW w:type="dxa" w:w="3816"/>
             <w:vAlign w:val="center"/>
-            <w:shd w:fill="F2F5ED"/>
+            <w:shd w:fill="F3F5F7"/>
           </w:tcPr>
           <w:p>
             <w:pPr>
@@ -204,7 +225,7 @@
           <w:tcPr>
             <w:tcW w:type="dxa" w:w="5832"/>
             <w:vAlign w:val="center"/>
-            <w:shd w:fill="F2F5ED"/>
+            <w:shd w:fill="F3F5F7"/>
           </w:tcPr>
           <w:p>
             <w:pPr>
@@ -218,6 +239,311 @@
                 <w:sz w:val="16"/>
               </w:rPr>
               <w:t>General report structure and presentation reference only</w:t>
+            </w:r>
+          </w:p>
+        </w:tc>
+      </w:tr>
+    </w:tbl>
+    <w:p>
+      <w:pPr>
+        <w:spacing w:after="0"/>
+      </w:pPr>
+    </w:p>
+    <w:p>
+      <w:pPr>
+        <w:pStyle w:val="Heading2"/>
+      </w:pPr>
+      <w:r>
+        <w:t>Team XI</w:t>
+      </w:r>
+    </w:p>
+    <w:tbl>
+      <w:tblPr>
+        <w:tblStyle w:val="LightShading-Accent1"/>
+        <w:tblW w:type="auto" w:w="0"/>
+        <w:jc w:val="center"/>
+        <w:tblLayout w:type="fixed"/>
+        <w:tblLook w:firstColumn="1" w:firstRow="1" w:lastColumn="0" w:lastRow="0" w:noHBand="0" w:noVBand="1" w:val="04A0"/>
+        <w:tblBorders>
+          <w:top w:val="single" w:sz="4" w:color="D9D9D9"/>
+          <w:left w:val="single" w:sz="4" w:color="D9D9D9"/>
+          <w:bottom w:val="single" w:sz="4" w:color="D9D9D9"/>
+          <w:right w:val="single" w:sz="4" w:color="D9D9D9"/>
+          <w:insideH w:val="single" w:sz="4" w:color="D9D9D9"/>
+          <w:insideV w:val="single" w:sz="4" w:color="D9D9D9"/>
+        </w:tblBorders>
+      </w:tblPr>
+      <w:tblGrid>
+        <w:gridCol w:w="3221"/>
+        <w:gridCol w:w="3221"/>
+        <w:gridCol w:w="3221"/>
+      </w:tblGrid>
+      <w:tr>
+        <w:trPr>
+          <w:tblHeader/>
+          <w:cantSplit/>
+        </w:trPr>
+        <w:tc>
+          <w:tcPr>
+            <w:tcW w:type="dxa" w:w="3456"/>
+            <w:vAlign w:val="center"/>
+            <w:shd w:fill="334155"/>
+          </w:tcPr>
+          <w:p>
+            <w:pPr>
+              <w:spacing w:after="0"/>
+            </w:pPr>
+            <w:r/>
+            <w:r>
+              <w:rPr>
+                <w:b/>
+                <w:color w:val="FFFFFF"/>
+                <w:sz w:val="16"/>
+              </w:rPr>
+              <w:t>Name</w:t>
+            </w:r>
+          </w:p>
+        </w:tc>
+        <w:tc>
+          <w:tcPr>
+            <w:tcW w:type="dxa" w:w="1872"/>
+            <w:vAlign w:val="center"/>
+            <w:shd w:fill="334155"/>
+          </w:tcPr>
+          <w:p>
+            <w:pPr>
+              <w:spacing w:after="0"/>
+            </w:pPr>
+            <w:r/>
+            <w:r>
+              <w:rPr>
+                <w:b/>
+                <w:color w:val="FFFFFF"/>
+                <w:sz w:val="16"/>
+              </w:rPr>
+              <w:t>ID</w:t>
+            </w:r>
+          </w:p>
+        </w:tc>
+        <w:tc>
+          <w:tcPr>
+            <w:tcW w:type="dxa" w:w="4320"/>
+            <w:vAlign w:val="center"/>
+            <w:shd w:fill="334155"/>
+          </w:tcPr>
+          <w:p>
+            <w:pPr>
+              <w:spacing w:after="0"/>
+            </w:pPr>
+            <w:r/>
+            <w:r>
+              <w:rPr>
+                <w:b/>
+                <w:color w:val="FFFFFF"/>
+                <w:sz w:val="16"/>
+              </w:rPr>
+              <w:t>Email</w:t>
+            </w:r>
+          </w:p>
+        </w:tc>
+      </w:tr>
+      <w:tr>
+        <w:trPr>
+          <w:cantSplit/>
+        </w:trPr>
+        <w:tc>
+          <w:tcPr>
+            <w:tcW w:type="dxa" w:w="3456"/>
+            <w:vAlign w:val="center"/>
+            <w:shd w:fill="F3F5F7"/>
+          </w:tcPr>
+          <w:p>
+            <w:pPr>
+              <w:spacing w:after="0"/>
+            </w:pPr>
+            <w:r/>
+            <w:r>
+              <w:rPr>
+                <w:b w:val="0"/>
+                <w:color w:val="1F4B37"/>
+                <w:sz w:val="16"/>
+              </w:rPr>
+              <w:t>Okonkwo Chukwunonso</w:t>
+            </w:r>
+          </w:p>
+        </w:tc>
+        <w:tc>
+          <w:tcPr>
+            <w:tcW w:type="dxa" w:w="1872"/>
+            <w:vAlign w:val="center"/>
+            <w:shd w:fill="F3F5F7"/>
+          </w:tcPr>
+          <w:p>
+            <w:pPr>
+              <w:spacing w:after="0"/>
+            </w:pPr>
+            <w:r/>
+            <w:r>
+              <w:rPr>
+                <w:b w:val="0"/>
+                <w:color w:val="1F4B37"/>
+                <w:sz w:val="16"/>
+              </w:rPr>
+              <w:t>1728060</w:t>
+            </w:r>
+          </w:p>
+        </w:tc>
+        <w:tc>
+          <w:tcPr>
+            <w:tcW w:type="dxa" w:w="4320"/>
+            <w:vAlign w:val="center"/>
+            <w:shd w:fill="F3F5F7"/>
+          </w:tcPr>
+          <w:p>
+            <w:pPr>
+              <w:spacing w:after="0"/>
+            </w:pPr>
+            <w:r/>
+            <w:r>
+              <w:rPr>
+                <w:b w:val="0"/>
+                <w:color w:val="1F4B37"/>
+                <w:sz w:val="16"/>
+              </w:rPr>
+              <w:t>noel.mtc22@gmail.com</w:t>
+            </w:r>
+          </w:p>
+        </w:tc>
+      </w:tr>
+      <w:tr>
+        <w:trPr>
+          <w:cantSplit/>
+        </w:trPr>
+        <w:tc>
+          <w:tcPr>
+            <w:tcW w:type="dxa" w:w="3456"/>
+            <w:vAlign w:val="center"/>
+          </w:tcPr>
+          <w:p>
+            <w:pPr>
+              <w:spacing w:after="0"/>
+            </w:pPr>
+            <w:r/>
+            <w:r>
+              <w:rPr>
+                <w:b w:val="0"/>
+                <w:color w:val="1F4B37"/>
+                <w:sz w:val="16"/>
+              </w:rPr>
+              <w:t>Olatunji Michael</w:t>
+            </w:r>
+          </w:p>
+        </w:tc>
+        <w:tc>
+          <w:tcPr>
+            <w:tcW w:type="dxa" w:w="1872"/>
+            <w:vAlign w:val="center"/>
+          </w:tcPr>
+          <w:p>
+            <w:pPr>
+              <w:spacing w:after="0"/>
+            </w:pPr>
+            <w:r/>
+            <w:r>
+              <w:rPr>
+                <w:b w:val="0"/>
+                <w:color w:val="1F4B37"/>
+                <w:sz w:val="16"/>
+              </w:rPr>
+              <w:t>1701596</w:t>
+            </w:r>
+          </w:p>
+        </w:tc>
+        <w:tc>
+          <w:tcPr>
+            <w:tcW w:type="dxa" w:w="4320"/>
+            <w:vAlign w:val="center"/>
+          </w:tcPr>
+          <w:p>
+            <w:pPr>
+              <w:spacing w:after="0"/>
+            </w:pPr>
+            <w:r/>
+            <w:r>
+              <w:rPr>
+                <w:b w:val="0"/>
+                <w:color w:val="1F4B37"/>
+                <w:sz w:val="16"/>
+              </w:rPr>
+              <w:t>molatunji371@gmail.com</w:t>
+            </w:r>
+          </w:p>
+        </w:tc>
+      </w:tr>
+      <w:tr>
+        <w:trPr>
+          <w:cantSplit/>
+        </w:trPr>
+        <w:tc>
+          <w:tcPr>
+            <w:tcW w:type="dxa" w:w="3456"/>
+            <w:vAlign w:val="center"/>
+            <w:shd w:fill="F3F5F7"/>
+          </w:tcPr>
+          <w:p>
+            <w:pPr>
+              <w:spacing w:after="0"/>
+            </w:pPr>
+            <w:r/>
+            <w:r>
+              <w:rPr>
+                <w:b w:val="0"/>
+                <w:color w:val="1F4B37"/>
+                <w:sz w:val="16"/>
+              </w:rPr>
+              <w:t>Olalekan Temitope Mary</w:t>
+            </w:r>
+          </w:p>
+        </w:tc>
+        <w:tc>
+          <w:tcPr>
+            <w:tcW w:type="dxa" w:w="1872"/>
+            <w:vAlign w:val="center"/>
+            <w:shd w:fill="F3F5F7"/>
+          </w:tcPr>
+          <w:p>
+            <w:pPr>
+              <w:spacing w:after="0"/>
+            </w:pPr>
+            <w:r/>
+            <w:r>
+              <w:rPr>
+                <w:b w:val="0"/>
+                <w:color w:val="1F4B37"/>
+                <w:sz w:val="16"/>
+              </w:rPr>
+              <w:t>STUDENT1739382</w:t>
+            </w:r>
+          </w:p>
+        </w:tc>
+        <w:tc>
+          <w:tcPr>
+            <w:tcW w:type="dxa" w:w="4320"/>
+            <w:vAlign w:val="center"/>
+            <w:shd w:fill="F3F5F7"/>
+          </w:tcPr>
+          <w:p>
+            <w:pPr>
+              <w:spacing w:after="0"/>
+            </w:pPr>
+            <w:r/>
+            <w:r>
+              <w:rPr>
+                <w:b w:val="0"/>
+                <w:color w:val="1F4B37"/>
+                <w:sz w:val="16"/>
+              </w:rPr>
+              <w:t>olalekant976@gmail.com</w:t>
             </w:r>
           </w:p>
         </w:tc>
@@ -362,17 +688,29 @@
         <w:jc w:val="center"/>
         <w:tblLayout w:type="fixed"/>
         <w:tblLook w:firstColumn="1" w:firstRow="1" w:lastColumn="0" w:lastRow="0" w:noHBand="0" w:noVBand="1" w:val="04A0"/>
+        <w:tblBorders>
+          <w:top w:val="single" w:sz="4" w:color="D9D9D9"/>
+          <w:left w:val="single" w:sz="4" w:color="D9D9D9"/>
+          <w:bottom w:val="single" w:sz="4" w:color="D9D9D9"/>
+          <w:right w:val="single" w:sz="4" w:color="D9D9D9"/>
+          <w:insideH w:val="single" w:sz="4" w:color="D9D9D9"/>
+          <w:insideV w:val="single" w:sz="4" w:color="D9D9D9"/>
+        </w:tblBorders>
       </w:tblPr>
       <w:tblGrid>
         <w:gridCol w:w="4831"/>
         <w:gridCol w:w="4831"/>
       </w:tblGrid>
       <w:tr>
+        <w:trPr>
+          <w:tblHeader/>
+          <w:cantSplit/>
+        </w:trPr>
         <w:tc>
           <w:tcPr>
             <w:tcW w:type="dxa" w:w="1872"/>
             <w:vAlign w:val="center"/>
-            <w:shd w:fill="1F4B37"/>
+            <w:shd w:fill="334155"/>
           </w:tcPr>
           <w:p>
             <w:pPr>
@@ -393,7 +731,7 @@
           <w:tcPr>
             <w:tcW w:type="dxa" w:w="7776"/>
             <w:vAlign w:val="center"/>
-            <w:shd w:fill="1F4B37"/>
+            <w:shd w:fill="334155"/>
           </w:tcPr>
           <w:p>
             <w:pPr>
@@ -412,11 +750,14 @@
         </w:tc>
       </w:tr>
       <w:tr>
+        <w:trPr>
+          <w:cantSplit/>
+        </w:trPr>
         <w:tc>
           <w:tcPr>
             <w:tcW w:type="dxa" w:w="1872"/>
             <w:vAlign w:val="center"/>
-            <w:shd w:fill="F2F5ED"/>
+            <w:shd w:fill="F3F5F7"/>
           </w:tcPr>
           <w:p>
             <w:pPr>
@@ -437,7 +778,7 @@
           <w:tcPr>
             <w:tcW w:type="dxa" w:w="7776"/>
             <w:vAlign w:val="center"/>
-            <w:shd w:fill="F2F5ED"/>
+            <w:shd w:fill="F3F5F7"/>
           </w:tcPr>
           <w:p>
             <w:pPr>
@@ -456,6 +797,9 @@
         </w:tc>
       </w:tr>
       <w:tr>
+        <w:trPr>
+          <w:cantSplit/>
+        </w:trPr>
         <w:tc>
           <w:tcPr>
             <w:tcW w:type="dxa" w:w="1872"/>
@@ -498,11 +842,14 @@
         </w:tc>
       </w:tr>
       <w:tr>
+        <w:trPr>
+          <w:cantSplit/>
+        </w:trPr>
         <w:tc>
           <w:tcPr>
             <w:tcW w:type="dxa" w:w="1872"/>
             <w:vAlign w:val="center"/>
-            <w:shd w:fill="F2F5ED"/>
+            <w:shd w:fill="F3F5F7"/>
           </w:tcPr>
           <w:p>
             <w:pPr>
@@ -523,7 +870,7 @@
           <w:tcPr>
             <w:tcW w:type="dxa" w:w="7776"/>
             <w:vAlign w:val="center"/>
-            <w:shd w:fill="F2F5ED"/>
+            <w:shd w:fill="F3F5F7"/>
           </w:tcPr>
           <w:p>
             <w:pPr>
@@ -542,6 +889,9 @@
         </w:tc>
       </w:tr>
       <w:tr>
+        <w:trPr>
+          <w:cantSplit/>
+        </w:trPr>
         <w:tc>
           <w:tcPr>
             <w:tcW w:type="dxa" w:w="1872"/>
@@ -584,11 +934,14 @@
         </w:tc>
       </w:tr>
       <w:tr>
+        <w:trPr>
+          <w:cantSplit/>
+        </w:trPr>
         <w:tc>
           <w:tcPr>
             <w:tcW w:type="dxa" w:w="1872"/>
             <w:vAlign w:val="center"/>
-            <w:shd w:fill="F2F5ED"/>
+            <w:shd w:fill="F3F5F7"/>
           </w:tcPr>
           <w:p>
             <w:pPr>
@@ -609,7 +962,7 @@
           <w:tcPr>
             <w:tcW w:type="dxa" w:w="7776"/>
             <w:vAlign w:val="center"/>
-            <w:shd w:fill="F2F5ED"/>
+            <w:shd w:fill="F3F5F7"/>
           </w:tcPr>
           <w:p>
             <w:pPr>
@@ -628,6 +981,9 @@
         </w:tc>
       </w:tr>
       <w:tr>
+        <w:trPr>
+          <w:cantSplit/>
+        </w:trPr>
         <w:tc>
           <w:tcPr>
             <w:tcW w:type="dxa" w:w="1872"/>
@@ -665,6 +1021,145 @@
                 <w:sz w:val="16"/>
               </w:rPr>
               <w:t>Floating widget accepts typed questions and quick prompts; responses come from local JSON and fixed rules.</w:t>
+            </w:r>
+          </w:p>
+        </w:tc>
+      </w:tr>
+      <w:tr>
+        <w:trPr>
+          <w:cantSplit/>
+        </w:trPr>
+        <w:tc>
+          <w:tcPr>
+            <w:tcW w:type="dxa" w:w="1872"/>
+            <w:vAlign w:val="center"/>
+            <w:shd w:fill="F3F5F7"/>
+          </w:tcPr>
+          <w:p>
+            <w:pPr>
+              <w:spacing w:after="0"/>
+            </w:pPr>
+            <w:r/>
+            <w:r>
+              <w:rPr>
+                <w:b w:val="0"/>
+                <w:color w:val="1F4B37"/>
+                <w:sz w:val="16"/>
+              </w:rPr>
+              <w:t>About</w:t>
+            </w:r>
+          </w:p>
+        </w:tc>
+        <w:tc>
+          <w:tcPr>
+            <w:tcW w:type="dxa" w:w="7776"/>
+            <w:vAlign w:val="center"/>
+            <w:shd w:fill="F3F5F7"/>
+          </w:tcPr>
+          <w:p>
+            <w:pPr>
+              <w:spacing w:after="0"/>
+            </w:pPr>
+            <w:r/>
+            <w:r>
+              <w:rPr>
+                <w:b w:val="0"/>
+                <w:color w:val="1F4B37"/>
+                <w:sz w:val="16"/>
+              </w:rPr>
+              <w:t>Explains the project, its values and discovery steps. Team XI profiles show names, supplied IDs and email links.</w:t>
+            </w:r>
+          </w:p>
+        </w:tc>
+      </w:tr>
+      <w:tr>
+        <w:trPr>
+          <w:cantSplit/>
+        </w:trPr>
+        <w:tc>
+          <w:tcPr>
+            <w:tcW w:type="dxa" w:w="1872"/>
+            <w:vAlign w:val="center"/>
+          </w:tcPr>
+          <w:p>
+            <w:pPr>
+              <w:spacing w:after="0"/>
+            </w:pPr>
+            <w:r/>
+            <w:r>
+              <w:rPr>
+                <w:b w:val="0"/>
+                <w:color w:val="1F4B37"/>
+                <w:sz w:val="16"/>
+              </w:rPr>
+              <w:t>Contact</w:t>
+            </w:r>
+          </w:p>
+        </w:tc>
+        <w:tc>
+          <w:tcPr>
+            <w:tcW w:type="dxa" w:w="7776"/>
+            <w:vAlign w:val="center"/>
+          </w:tcPr>
+          <w:p>
+            <w:pPr>
+              <w:spacing w:after="0"/>
+            </w:pPr>
+            <w:r/>
+            <w:r>
+              <w:rPr>
+                <w:b w:val="0"/>
+                <w:color w:val="1F4B37"/>
+                <w:sz w:val="16"/>
+              </w:rPr>
+              <w:t>Validated message draft form, FAQs, embedded Lagos map and optional browser geolocation. Without a configured contact email, the form copies a draft; it does not send a message.</w:t>
+            </w:r>
+          </w:p>
+        </w:tc>
+      </w:tr>
+      <w:tr>
+        <w:trPr>
+          <w:cantSplit/>
+        </w:trPr>
+        <w:tc>
+          <w:tcPr>
+            <w:tcW w:type="dxa" w:w="1872"/>
+            <w:vAlign w:val="center"/>
+            <w:shd w:fill="F3F5F7"/>
+          </w:tcPr>
+          <w:p>
+            <w:pPr>
+              <w:spacing w:after="0"/>
+            </w:pPr>
+            <w:r/>
+            <w:r>
+              <w:rPr>
+                <w:b w:val="0"/>
+                <w:color w:val="1F4B37"/>
+                <w:sz w:val="16"/>
+              </w:rPr>
+              <w:t>Login and Sign Up</w:t>
+            </w:r>
+          </w:p>
+        </w:tc>
+        <w:tc>
+          <w:tcPr>
+            <w:tcW w:type="dxa" w:w="7776"/>
+            <w:vAlign w:val="center"/>
+            <w:shd w:fill="F3F5F7"/>
+          </w:tcPr>
+          <w:p>
+            <w:pPr>
+              <w:spacing w:after="0"/>
+            </w:pPr>
+            <w:r/>
+            <w:r>
+              <w:rPr>
+                <w:b w:val="0"/>
+                <w:color w:val="1F4B37"/>
+                <w:sz w:val="16"/>
+              </w:rPr>
+              <w:t>Demo forms with email and password validation, password visibility controls and confirmation feedback. They do not create accounts, verify credentials or establish a signed-in session.</w:t>
             </w:r>
           </w:p>
         </w:tc>
@@ -809,17 +1304,29 @@
         <w:jc w:val="center"/>
         <w:tblLayout w:type="fixed"/>
         <w:tblLook w:firstColumn="1" w:firstRow="1" w:lastColumn="0" w:lastRow="0" w:noHBand="0" w:noVBand="1" w:val="04A0"/>
+        <w:tblBorders>
+          <w:top w:val="single" w:sz="4" w:color="D9D9D9"/>
+          <w:left w:val="single" w:sz="4" w:color="D9D9D9"/>
+          <w:bottom w:val="single" w:sz="4" w:color="D9D9D9"/>
+          <w:right w:val="single" w:sz="4" w:color="D9D9D9"/>
+          <w:insideH w:val="single" w:sz="4" w:color="D9D9D9"/>
+          <w:insideV w:val="single" w:sz="4" w:color="D9D9D9"/>
+        </w:tblBorders>
       </w:tblPr>
       <w:tblGrid>
         <w:gridCol w:w="4831"/>
         <w:gridCol w:w="4831"/>
       </w:tblGrid>
       <w:tr>
+        <w:trPr>
+          <w:tblHeader/>
+          <w:cantSplit/>
+        </w:trPr>
         <w:tc>
           <w:tcPr>
             <w:tcW w:type="dxa" w:w="1944"/>
             <w:vAlign w:val="center"/>
-            <w:shd w:fill="1F4B37"/>
+            <w:shd w:fill="334155"/>
           </w:tcPr>
           <w:p>
             <w:pPr>
@@ -840,7 +1347,7 @@
           <w:tcPr>
             <w:tcW w:type="dxa" w:w="7704"/>
             <w:vAlign w:val="center"/>
-            <w:shd w:fill="1F4B37"/>
+            <w:shd w:fill="334155"/>
           </w:tcPr>
           <w:p>
             <w:pPr>
@@ -859,11 +1366,14 @@
         </w:tc>
       </w:tr>
       <w:tr>
+        <w:trPr>
+          <w:cantSplit/>
+        </w:trPr>
         <w:tc>
           <w:tcPr>
             <w:tcW w:type="dxa" w:w="1944"/>
             <w:vAlign w:val="center"/>
-            <w:shd w:fill="F2F5ED"/>
+            <w:shd w:fill="F3F5F7"/>
           </w:tcPr>
           <w:p>
             <w:pPr>
@@ -884,7 +1394,7 @@
           <w:tcPr>
             <w:tcW w:type="dxa" w:w="7704"/>
             <w:vAlign w:val="center"/>
-            <w:shd w:fill="F2F5ED"/>
+            <w:shd w:fill="F3F5F7"/>
           </w:tcPr>
           <w:p>
             <w:pPr>
@@ -903,6 +1413,9 @@
         </w:tc>
       </w:tr>
       <w:tr>
+        <w:trPr>
+          <w:cantSplit/>
+        </w:trPr>
         <w:tc>
           <w:tcPr>
             <w:tcW w:type="dxa" w:w="1944"/>
@@ -945,11 +1458,14 @@
         </w:tc>
       </w:tr>
       <w:tr>
+        <w:trPr>
+          <w:cantSplit/>
+        </w:trPr>
         <w:tc>
           <w:tcPr>
             <w:tcW w:type="dxa" w:w="1944"/>
             <w:vAlign w:val="center"/>
-            <w:shd w:fill="F2F5ED"/>
+            <w:shd w:fill="F3F5F7"/>
           </w:tcPr>
           <w:p>
             <w:pPr>
@@ -970,7 +1486,7 @@
           <w:tcPr>
             <w:tcW w:type="dxa" w:w="7704"/>
             <w:vAlign w:val="center"/>
-            <w:shd w:fill="F2F5ED"/>
+            <w:shd w:fill="F3F5F7"/>
           </w:tcPr>
           <w:p>
             <w:pPr>
@@ -989,6 +1505,9 @@
         </w:tc>
       </w:tr>
       <w:tr>
+        <w:trPr>
+          <w:cantSplit/>
+        </w:trPr>
         <w:tc>
           <w:tcPr>
             <w:tcW w:type="dxa" w:w="1944"/>
@@ -1031,11 +1550,14 @@
         </w:tc>
       </w:tr>
       <w:tr>
+        <w:trPr>
+          <w:cantSplit/>
+        </w:trPr>
         <w:tc>
           <w:tcPr>
             <w:tcW w:type="dxa" w:w="1944"/>
             <w:vAlign w:val="center"/>
-            <w:shd w:fill="F2F5ED"/>
+            <w:shd w:fill="F3F5F7"/>
           </w:tcPr>
           <w:p>
             <w:pPr>
@@ -1056,7 +1578,7 @@
           <w:tcPr>
             <w:tcW w:type="dxa" w:w="7704"/>
             <w:vAlign w:val="center"/>
-            <w:shd w:fill="F2F5ED"/>
+            <w:shd w:fill="F3F5F7"/>
           </w:tcPr>
           <w:p>
             <w:pPr>
@@ -1075,6 +1597,9 @@
         </w:tc>
       </w:tr>
       <w:tr>
+        <w:trPr>
+          <w:cantSplit/>
+        </w:trPr>
         <w:tc>
           <w:tcPr>
             <w:tcW w:type="dxa" w:w="1944"/>
@@ -1091,7 +1616,7 @@
                 <w:color w:val="1F4B37"/>
                 <w:sz w:val="16"/>
               </w:rPr>
-              <w:t>/h and /h2</w:t>
+              <w:t>/about</w:t>
             </w:r>
           </w:p>
         </w:tc>
@@ -1111,7 +1636,146 @@
                 <w:color w:val="1F4B37"/>
                 <w:sz w:val="16"/>
               </w:rPr>
-              <w:t>Earlier home page prototypes retained for comparison</w:t>
+              <w:t>Project story and Team XI</w:t>
+            </w:r>
+          </w:p>
+        </w:tc>
+      </w:tr>
+      <w:tr>
+        <w:trPr>
+          <w:cantSplit/>
+        </w:trPr>
+        <w:tc>
+          <w:tcPr>
+            <w:tcW w:type="dxa" w:w="1944"/>
+            <w:vAlign w:val="center"/>
+            <w:shd w:fill="F3F5F7"/>
+          </w:tcPr>
+          <w:p>
+            <w:pPr>
+              <w:spacing w:after="0"/>
+            </w:pPr>
+            <w:r/>
+            <w:r>
+              <w:rPr>
+                <w:b w:val="0"/>
+                <w:color w:val="1F4B37"/>
+                <w:sz w:val="16"/>
+              </w:rPr>
+              <w:t>/contact</w:t>
+            </w:r>
+          </w:p>
+        </w:tc>
+        <w:tc>
+          <w:tcPr>
+            <w:tcW w:type="dxa" w:w="7704"/>
+            <w:vAlign w:val="center"/>
+            <w:shd w:fill="F3F5F7"/>
+          </w:tcPr>
+          <w:p>
+            <w:pPr>
+              <w:spacing w:after="0"/>
+            </w:pPr>
+            <w:r/>
+            <w:r>
+              <w:rPr>
+                <w:b w:val="0"/>
+                <w:color w:val="1F4B37"/>
+                <w:sz w:val="16"/>
+              </w:rPr>
+              <w:t>Message drafts, FAQs and Lagos map</w:t>
+            </w:r>
+          </w:p>
+        </w:tc>
+      </w:tr>
+      <w:tr>
+        <w:trPr>
+          <w:cantSplit/>
+        </w:trPr>
+        <w:tc>
+          <w:tcPr>
+            <w:tcW w:type="dxa" w:w="1944"/>
+            <w:vAlign w:val="center"/>
+          </w:tcPr>
+          <w:p>
+            <w:pPr>
+              <w:spacing w:after="0"/>
+            </w:pPr>
+            <w:r/>
+            <w:r>
+              <w:rPr>
+                <w:b w:val="0"/>
+                <w:color w:val="1F4B37"/>
+                <w:sz w:val="16"/>
+              </w:rPr>
+              <w:t>/login and /signin</w:t>
+            </w:r>
+          </w:p>
+        </w:tc>
+        <w:tc>
+          <w:tcPr>
+            <w:tcW w:type="dxa" w:w="7704"/>
+            <w:vAlign w:val="center"/>
+          </w:tcPr>
+          <w:p>
+            <w:pPr>
+              <w:spacing w:after="0"/>
+            </w:pPr>
+            <w:r/>
+            <w:r>
+              <w:rPr>
+                <w:b w:val="0"/>
+                <w:color w:val="1F4B37"/>
+                <w:sz w:val="16"/>
+              </w:rPr>
+              <w:t>Demo sign-in page; /signin redirects to /login</w:t>
+            </w:r>
+          </w:p>
+        </w:tc>
+      </w:tr>
+      <w:tr>
+        <w:trPr>
+          <w:cantSplit/>
+        </w:trPr>
+        <w:tc>
+          <w:tcPr>
+            <w:tcW w:type="dxa" w:w="1944"/>
+            <w:vAlign w:val="center"/>
+            <w:shd w:fill="F3F5F7"/>
+          </w:tcPr>
+          <w:p>
+            <w:pPr>
+              <w:spacing w:after="0"/>
+            </w:pPr>
+            <w:r/>
+            <w:r>
+              <w:rPr>
+                <w:b w:val="0"/>
+                <w:color w:val="1F4B37"/>
+                <w:sz w:val="16"/>
+              </w:rPr>
+              <w:t>/signup</w:t>
+            </w:r>
+          </w:p>
+        </w:tc>
+        <w:tc>
+          <w:tcPr>
+            <w:tcW w:type="dxa" w:w="7704"/>
+            <w:vAlign w:val="center"/>
+            <w:shd w:fill="F3F5F7"/>
+          </w:tcPr>
+          <w:p>
+            <w:pPr>
+              <w:spacing w:after="0"/>
+            </w:pPr>
+            <w:r/>
+            <w:r>
+              <w:rPr>
+                <w:b w:val="0"/>
+                <w:color w:val="1F4B37"/>
+                <w:sz w:val="16"/>
+              </w:rPr>
+              <w:t>Demo sign-up page</w:t>
             </w:r>
           </w:p>
         </w:tc>
@@ -1137,17 +1801,29 @@
         <w:jc w:val="center"/>
         <w:tblLayout w:type="fixed"/>
         <w:tblLook w:firstColumn="1" w:firstRow="1" w:lastColumn="0" w:lastRow="0" w:noHBand="0" w:noVBand="1" w:val="04A0"/>
+        <w:tblBorders>
+          <w:top w:val="single" w:sz="4" w:color="D9D9D9"/>
+          <w:left w:val="single" w:sz="4" w:color="D9D9D9"/>
+          <w:bottom w:val="single" w:sz="4" w:color="D9D9D9"/>
+          <w:right w:val="single" w:sz="4" w:color="D9D9D9"/>
+          <w:insideH w:val="single" w:sz="4" w:color="D9D9D9"/>
+          <w:insideV w:val="single" w:sz="4" w:color="D9D9D9"/>
+        </w:tblBorders>
       </w:tblPr>
       <w:tblGrid>
         <w:gridCol w:w="4831"/>
         <w:gridCol w:w="4831"/>
       </w:tblGrid>
       <w:tr>
+        <w:trPr>
+          <w:tblHeader/>
+          <w:cantSplit/>
+        </w:trPr>
         <w:tc>
           <w:tcPr>
             <w:tcW w:type="dxa" w:w="2088"/>
             <w:vAlign w:val="center"/>
-            <w:shd w:fill="1F4B37"/>
+            <w:shd w:fill="334155"/>
           </w:tcPr>
           <w:p>
             <w:pPr>
@@ -1168,7 +1844,7 @@
           <w:tcPr>
             <w:tcW w:type="dxa" w:w="7560"/>
             <w:vAlign w:val="center"/>
-            <w:shd w:fill="1F4B37"/>
+            <w:shd w:fill="334155"/>
           </w:tcPr>
           <w:p>
             <w:pPr>
@@ -1187,11 +1863,14 @@
         </w:tc>
       </w:tr>
       <w:tr>
+        <w:trPr>
+          <w:cantSplit/>
+        </w:trPr>
         <w:tc>
           <w:tcPr>
             <w:tcW w:type="dxa" w:w="2088"/>
             <w:vAlign w:val="center"/>
-            <w:shd w:fill="F2F5ED"/>
+            <w:shd w:fill="F3F5F7"/>
           </w:tcPr>
           <w:p>
             <w:pPr>
@@ -1212,7 +1891,7 @@
           <w:tcPr>
             <w:tcW w:type="dxa" w:w="7560"/>
             <w:vAlign w:val="center"/>
-            <w:shd w:fill="F2F5ED"/>
+            <w:shd w:fill="F3F5F7"/>
           </w:tcPr>
           <w:p>
             <w:pPr>
@@ -1231,6 +1910,9 @@
         </w:tc>
       </w:tr>
       <w:tr>
+        <w:trPr>
+          <w:cantSplit/>
+        </w:trPr>
         <w:tc>
           <w:tcPr>
             <w:tcW w:type="dxa" w:w="2088"/>
@@ -1273,11 +1955,14 @@
         </w:tc>
       </w:tr>
       <w:tr>
+        <w:trPr>
+          <w:cantSplit/>
+        </w:trPr>
         <w:tc>
           <w:tcPr>
             <w:tcW w:type="dxa" w:w="2088"/>
             <w:vAlign w:val="center"/>
-            <w:shd w:fill="F2F5ED"/>
+            <w:shd w:fill="F3F5F7"/>
           </w:tcPr>
           <w:p>
             <w:pPr>
@@ -1298,7 +1983,7 @@
           <w:tcPr>
             <w:tcW w:type="dxa" w:w="7560"/>
             <w:vAlign w:val="center"/>
-            <w:shd w:fill="F2F5ED"/>
+            <w:shd w:fill="F3F5F7"/>
           </w:tcPr>
           <w:p>
             <w:pPr>
@@ -1317,6 +2002,9 @@
         </w:tc>
       </w:tr>
       <w:tr>
+        <w:trPr>
+          <w:cantSplit/>
+        </w:trPr>
         <w:tc>
           <w:tcPr>
             <w:tcW w:type="dxa" w:w="2088"/>
@@ -1359,11 +2047,14 @@
         </w:tc>
       </w:tr>
       <w:tr>
+        <w:trPr>
+          <w:cantSplit/>
+        </w:trPr>
         <w:tc>
           <w:tcPr>
             <w:tcW w:type="dxa" w:w="2088"/>
             <w:vAlign w:val="center"/>
-            <w:shd w:fill="F2F5ED"/>
+            <w:shd w:fill="F3F5F7"/>
           </w:tcPr>
           <w:p>
             <w:pPr>
@@ -1376,7 +2067,7 @@
                 <w:color w:val="1F4B37"/>
                 <w:sz w:val="16"/>
               </w:rPr>
-              <w:t>External navigation</w:t>
+              <w:t>External maps</w:t>
             </w:r>
           </w:p>
         </w:tc>
@@ -1384,7 +2075,7 @@
           <w:tcPr>
             <w:tcW w:type="dxa" w:w="7560"/>
             <w:vAlign w:val="center"/>
-            <w:shd w:fill="F2F5ED"/>
+            <w:shd w:fill="F3F5F7"/>
           </w:tcPr>
           <w:p>
             <w:pPr>
@@ -1397,7 +2088,99 @@
                 <w:color w:val="1F4B37"/>
                 <w:sz w:val="16"/>
               </w:rPr>
-              <w:t>Market details open Google Maps search links for coordinates; this is not an embedded map.</w:t>
+              <w:t>Market details link to Google Maps. Contact embeds a Lagos map and can show coordinates after the visitor grants location permission.</w:t>
+            </w:r>
+          </w:p>
+        </w:tc>
+      </w:tr>
+      <w:tr>
+        <w:trPr>
+          <w:cantSplit/>
+        </w:trPr>
+        <w:tc>
+          <w:tcPr>
+            <w:tcW w:type="dxa" w:w="2088"/>
+            <w:vAlign w:val="center"/>
+          </w:tcPr>
+          <w:p>
+            <w:pPr>
+              <w:spacing w:after="0"/>
+            </w:pPr>
+            <w:r/>
+            <w:r>
+              <w:rPr>
+                <w:b w:val="0"/>
+                <w:color w:val="1F4B37"/>
+                <w:sz w:val="16"/>
+              </w:rPr>
+              <w:t>Team and contact configuration</w:t>
+            </w:r>
+          </w:p>
+        </w:tc>
+        <w:tc>
+          <w:tcPr>
+            <w:tcW w:type="dxa" w:w="7560"/>
+            <w:vAlign w:val="center"/>
+          </w:tcPr>
+          <w:p>
+            <w:pPr>
+              <w:spacing w:after="0"/>
+            </w:pPr>
+            <w:r/>
+            <w:r>
+              <w:rPr>
+                <w:b w:val="0"/>
+                <w:color w:val="1F4B37"/>
+                <w:sz w:val="16"/>
+              </w:rPr>
+              <w:t>src/config/team.js stores Team XI details. src/config/contact.js holds the optional public contact email and phone; both are currently blank.</w:t>
+            </w:r>
+          </w:p>
+        </w:tc>
+      </w:tr>
+      <w:tr>
+        <w:trPr>
+          <w:cantSplit/>
+        </w:trPr>
+        <w:tc>
+          <w:tcPr>
+            <w:tcW w:type="dxa" w:w="2088"/>
+            <w:vAlign w:val="center"/>
+            <w:shd w:fill="F3F5F7"/>
+          </w:tcPr>
+          <w:p>
+            <w:pPr>
+              <w:spacing w:after="0"/>
+            </w:pPr>
+            <w:r/>
+            <w:r>
+              <w:rPr>
+                <w:b w:val="0"/>
+                <w:color w:val="1F4B37"/>
+                <w:sz w:val="16"/>
+              </w:rPr>
+              <w:t>Demo forms</w:t>
+            </w:r>
+          </w:p>
+        </w:tc>
+        <w:tc>
+          <w:tcPr>
+            <w:tcW w:type="dxa" w:w="7560"/>
+            <w:vAlign w:val="center"/>
+            <w:shd w:fill="F3F5F7"/>
+          </w:tcPr>
+          <w:p>
+            <w:pPr>
+              <w:spacing w:after="0"/>
+            </w:pPr>
+            <w:r/>
+            <w:r>
+              <w:rPr>
+                <w:b w:val="0"/>
+                <w:color w:val="1F4B37"/>
+                <w:sz w:val="16"/>
+              </w:rPr>
+              <w:t>AuthPage shares the Login and Sign Up interface. Credentials are neither stored nor transmitted; these are frontend previews only.</w:t>
             </w:r>
           </w:p>
         </w:tc>
@@ -1431,6 +2214,14 @@
         <w:jc w:val="center"/>
         <w:tblLayout w:type="fixed"/>
         <w:tblLook w:firstColumn="1" w:firstRow="1" w:lastColumn="0" w:lastRow="0" w:noHBand="0" w:noVBand="1" w:val="04A0"/>
+        <w:tblBorders>
+          <w:top w:val="single" w:sz="4" w:color="D9D9D9"/>
+          <w:left w:val="single" w:sz="4" w:color="D9D9D9"/>
+          <w:bottom w:val="single" w:sz="4" w:color="D9D9D9"/>
+          <w:right w:val="single" w:sz="4" w:color="D9D9D9"/>
+          <w:insideH w:val="single" w:sz="4" w:color="D9D9D9"/>
+          <w:insideV w:val="single" w:sz="4" w:color="D9D9D9"/>
+        </w:tblBorders>
       </w:tblPr>
       <w:tblGrid>
         <w:gridCol w:w="3221"/>
@@ -1438,11 +2229,15 @@
         <w:gridCol w:w="3221"/>
       </w:tblGrid>
       <w:tr>
+        <w:trPr>
+          <w:tblHeader/>
+          <w:cantSplit/>
+        </w:trPr>
         <w:tc>
           <w:tcPr>
             <w:tcW w:type="dxa" w:w="792"/>
             <w:vAlign w:val="center"/>
-            <w:shd w:fill="1F4B37"/>
+            <w:shd w:fill="334155"/>
           </w:tcPr>
           <w:p>
             <w:pPr>
@@ -1463,7 +2258,7 @@
           <w:tcPr>
             <w:tcW w:type="dxa" w:w="2952"/>
             <w:vAlign w:val="center"/>
-            <w:shd w:fill="1F4B37"/>
+            <w:shd w:fill="334155"/>
           </w:tcPr>
           <w:p>
             <w:pPr>
@@ -1484,7 +2279,7 @@
           <w:tcPr>
             <w:tcW w:type="dxa" w:w="5904"/>
             <w:vAlign w:val="center"/>
-            <w:shd w:fill="1F4B37"/>
+            <w:shd w:fill="334155"/>
           </w:tcPr>
           <w:p>
             <w:pPr>
@@ -1503,11 +2298,14 @@
         </w:tc>
       </w:tr>
       <w:tr>
+        <w:trPr>
+          <w:cantSplit/>
+        </w:trPr>
         <w:tc>
           <w:tcPr>
             <w:tcW w:type="dxa" w:w="792"/>
             <w:vAlign w:val="center"/>
-            <w:shd w:fill="F2F5ED"/>
+            <w:shd w:fill="F3F5F7"/>
           </w:tcPr>
           <w:p>
             <w:pPr>
@@ -1528,7 +2326,7 @@
           <w:tcPr>
             <w:tcW w:type="dxa" w:w="2952"/>
             <w:vAlign w:val="center"/>
-            <w:shd w:fill="F2F5ED"/>
+            <w:shd w:fill="F3F5F7"/>
           </w:tcPr>
           <w:p>
             <w:pPr>
@@ -1549,7 +2347,7 @@
           <w:tcPr>
             <w:tcW w:type="dxa" w:w="5904"/>
             <w:vAlign w:val="center"/>
-            <w:shd w:fill="F2F5ED"/>
+            <w:shd w:fill="F3F5F7"/>
           </w:tcPr>
           <w:p>
             <w:pPr>
@@ -1568,6 +2366,9 @@
         </w:tc>
       </w:tr>
       <w:tr>
+        <w:trPr>
+          <w:cantSplit/>
+        </w:trPr>
         <w:tc>
           <w:tcPr>
             <w:tcW w:type="dxa" w:w="792"/>
@@ -1630,11 +2431,14 @@
         </w:tc>
       </w:tr>
       <w:tr>
+        <w:trPr>
+          <w:cantSplit/>
+        </w:trPr>
         <w:tc>
           <w:tcPr>
             <w:tcW w:type="dxa" w:w="792"/>
             <w:vAlign w:val="center"/>
-            <w:shd w:fill="F2F5ED"/>
+            <w:shd w:fill="F3F5F7"/>
           </w:tcPr>
           <w:p>
             <w:pPr>
@@ -1655,7 +2459,7 @@
           <w:tcPr>
             <w:tcW w:type="dxa" w:w="2952"/>
             <w:vAlign w:val="center"/>
-            <w:shd w:fill="F2F5ED"/>
+            <w:shd w:fill="F3F5F7"/>
           </w:tcPr>
           <w:p>
             <w:pPr>
@@ -1676,7 +2480,7 @@
           <w:tcPr>
             <w:tcW w:type="dxa" w:w="5904"/>
             <w:vAlign w:val="center"/>
-            <w:shd w:fill="F2F5ED"/>
+            <w:shd w:fill="F3F5F7"/>
           </w:tcPr>
           <w:p>
             <w:pPr>
@@ -1695,6 +2499,9 @@
         </w:tc>
       </w:tr>
       <w:tr>
+        <w:trPr>
+          <w:cantSplit/>
+        </w:trPr>
         <w:tc>
           <w:tcPr>
             <w:tcW w:type="dxa" w:w="792"/>
@@ -1757,11 +2564,14 @@
         </w:tc>
       </w:tr>
       <w:tr>
+        <w:trPr>
+          <w:cantSplit/>
+        </w:trPr>
         <w:tc>
           <w:tcPr>
             <w:tcW w:type="dxa" w:w="792"/>
             <w:vAlign w:val="center"/>
-            <w:shd w:fill="F2F5ED"/>
+            <w:shd w:fill="F3F5F7"/>
           </w:tcPr>
           <w:p>
             <w:pPr>
@@ -1782,7 +2592,7 @@
           <w:tcPr>
             <w:tcW w:type="dxa" w:w="2952"/>
             <w:vAlign w:val="center"/>
-            <w:shd w:fill="F2F5ED"/>
+            <w:shd w:fill="F3F5F7"/>
           </w:tcPr>
           <w:p>
             <w:pPr>
@@ -1803,7 +2613,7 @@
           <w:tcPr>
             <w:tcW w:type="dxa" w:w="5904"/>
             <w:vAlign w:val="center"/>
-            <w:shd w:fill="F2F5ED"/>
+            <w:shd w:fill="F3F5F7"/>
           </w:tcPr>
           <w:p>
             <w:pPr>
@@ -1935,7 +2745,25 @@
     </w:p>
     <w:p>
       <w:r>
-        <w:t>The application matches the request against static data, renders cards or assistant replies, and returns results to the visitor. A save action writes only to that visitor's browser localStorage. A directions action opens Google Maps in a new browser tab. No information is sent to a FreshFind server.</w:t>
+        <w:t>The application matches the request against static data, renders cards or assistant replies, and returns results to the visitor. Saving writes IDs to browser localStorage. Directions open Google Maps; the Contact page also loads an embedded Google map. If the visitor permits geolocation, coordinates are shared with Google Maps to display their location but are not stored by FreshFind. No information is sent to a FreshFind server.</w:t>
+      </w:r>
+    </w:p>
+    <w:p>
+      <w:pPr>
+        <w:pStyle w:val="Heading2"/>
+      </w:pPr>
+      <w:r>
+        <w:t>Contact and account preview flows</w:t>
+      </w:r>
+    </w:p>
+    <w:p>
+      <w:r>
+        <w:t>The Contact form validates the visitor's name, email and message, then prepares a copyable draft. A configured public email would instead open the visitor's email application with that draft; the visitor must send it there. Team member email links also open the visitor's email application. The general contact address has not been assigned to a team member.</w:t>
+      </w:r>
+    </w:p>
+    <w:p>
+      <w:r>
+        <w:t>Login and Sign Up accept sample details only. Required fields, email format, a minimum eight-character password and matching sign-up passwords are checked in the browser. A valid submission clears the fields and shows a demo completion message. No account, password record or authenticated session is created.</w:t>
       </w:r>
     </w:p>
     <w:p>
@@ -1976,6 +2804,14 @@
         <w:jc w:val="center"/>
         <w:tblLayout w:type="fixed"/>
         <w:tblLook w:firstColumn="1" w:firstRow="1" w:lastColumn="0" w:lastRow="0" w:noHBand="0" w:noVBand="1" w:val="04A0"/>
+        <w:tblBorders>
+          <w:top w:val="single" w:sz="4" w:color="D9D9D9"/>
+          <w:left w:val="single" w:sz="4" w:color="D9D9D9"/>
+          <w:bottom w:val="single" w:sz="4" w:color="D9D9D9"/>
+          <w:right w:val="single" w:sz="4" w:color="D9D9D9"/>
+          <w:insideH w:val="single" w:sz="4" w:color="D9D9D9"/>
+          <w:insideV w:val="single" w:sz="4" w:color="D9D9D9"/>
+        </w:tblBorders>
       </w:tblPr>
       <w:tblGrid>
         <w:gridCol w:w="3221"/>
@@ -1983,11 +2819,15 @@
         <w:gridCol w:w="3221"/>
       </w:tblGrid>
       <w:tr>
+        <w:trPr>
+          <w:tblHeader/>
+          <w:cantSplit/>
+        </w:trPr>
         <w:tc>
           <w:tcPr>
             <w:tcW w:type="dxa" w:w="1800"/>
             <w:vAlign w:val="center"/>
-            <w:shd w:fill="1F4B37"/>
+            <w:shd w:fill="334155"/>
           </w:tcPr>
           <w:p>
             <w:pPr>
@@ -2008,7 +2848,7 @@
           <w:tcPr>
             <w:tcW w:type="dxa" w:w="1440"/>
             <w:vAlign w:val="center"/>
-            <w:shd w:fill="1F4B37"/>
+            <w:shd w:fill="334155"/>
           </w:tcPr>
           <w:p>
             <w:pPr>
@@ -2029,7 +2869,7 @@
           <w:tcPr>
             <w:tcW w:type="dxa" w:w="6408"/>
             <w:vAlign w:val="center"/>
-            <w:shd w:fill="1F4B37"/>
+            <w:shd w:fill="334155"/>
           </w:tcPr>
           <w:p>
             <w:pPr>
@@ -2048,11 +2888,14 @@
         </w:tc>
       </w:tr>
       <w:tr>
+        <w:trPr>
+          <w:cantSplit/>
+        </w:trPr>
         <w:tc>
           <w:tcPr>
             <w:tcW w:type="dxa" w:w="1800"/>
             <w:vAlign w:val="center"/>
-            <w:shd w:fill="F2F5ED"/>
+            <w:shd w:fill="F3F5F7"/>
           </w:tcPr>
           <w:p>
             <w:pPr>
@@ -2073,7 +2916,7 @@
           <w:tcPr>
             <w:tcW w:type="dxa" w:w="1440"/>
             <w:vAlign w:val="center"/>
-            <w:shd w:fill="F2F5ED"/>
+            <w:shd w:fill="F3F5F7"/>
           </w:tcPr>
           <w:p>
             <w:pPr>
@@ -2094,7 +2937,7 @@
           <w:tcPr>
             <w:tcW w:type="dxa" w:w="6408"/>
             <w:vAlign w:val="center"/>
-            <w:shd w:fill="F2F5ED"/>
+            <w:shd w:fill="F3F5F7"/>
           </w:tcPr>
           <w:p>
             <w:pPr>
@@ -2113,6 +2956,9 @@
         </w:tc>
       </w:tr>
       <w:tr>
+        <w:trPr>
+          <w:cantSplit/>
+        </w:trPr>
         <w:tc>
           <w:tcPr>
             <w:tcW w:type="dxa" w:w="1800"/>
@@ -2175,11 +3021,14 @@
         </w:tc>
       </w:tr>
       <w:tr>
+        <w:trPr>
+          <w:cantSplit/>
+        </w:trPr>
         <w:tc>
           <w:tcPr>
             <w:tcW w:type="dxa" w:w="1800"/>
             <w:vAlign w:val="center"/>
-            <w:shd w:fill="F2F5ED"/>
+            <w:shd w:fill="F3F5F7"/>
           </w:tcPr>
           <w:p>
             <w:pPr>
@@ -2200,7 +3049,7 @@
           <w:tcPr>
             <w:tcW w:type="dxa" w:w="1440"/>
             <w:vAlign w:val="center"/>
-            <w:shd w:fill="F2F5ED"/>
+            <w:shd w:fill="F3F5F7"/>
           </w:tcPr>
           <w:p>
             <w:pPr>
@@ -2221,7 +3070,7 @@
           <w:tcPr>
             <w:tcW w:type="dxa" w:w="6408"/>
             <w:vAlign w:val="center"/>
-            <w:shd w:fill="F2F5ED"/>
+            <w:shd w:fill="F3F5F7"/>
           </w:tcPr>
           <w:p>
             <w:pPr>
@@ -2260,6 +3109,14 @@
         <w:jc w:val="center"/>
         <w:tblLayout w:type="fixed"/>
         <w:tblLook w:firstColumn="1" w:firstRow="1" w:lastColumn="0" w:lastRow="0" w:noHBand="0" w:noVBand="1" w:val="04A0"/>
+        <w:tblBorders>
+          <w:top w:val="single" w:sz="4" w:color="D9D9D9"/>
+          <w:left w:val="single" w:sz="4" w:color="D9D9D9"/>
+          <w:bottom w:val="single" w:sz="4" w:color="D9D9D9"/>
+          <w:right w:val="single" w:sz="4" w:color="D9D9D9"/>
+          <w:insideH w:val="single" w:sz="4" w:color="D9D9D9"/>
+          <w:insideV w:val="single" w:sz="4" w:color="D9D9D9"/>
+        </w:tblBorders>
       </w:tblPr>
       <w:tblGrid>
         <w:gridCol w:w="3221"/>
@@ -2267,11 +3124,15 @@
         <w:gridCol w:w="3221"/>
       </w:tblGrid>
       <w:tr>
+        <w:trPr>
+          <w:tblHeader/>
+          <w:cantSplit/>
+        </w:trPr>
         <w:tc>
           <w:tcPr>
             <w:tcW w:type="dxa" w:w="1872"/>
             <w:vAlign w:val="center"/>
-            <w:shd w:fill="1F4B37"/>
+            <w:shd w:fill="334155"/>
           </w:tcPr>
           <w:p>
             <w:pPr>
@@ -2292,7 +3153,7 @@
           <w:tcPr>
             <w:tcW w:type="dxa" w:w="2520"/>
             <w:vAlign w:val="center"/>
-            <w:shd w:fill="1F4B37"/>
+            <w:shd w:fill="334155"/>
           </w:tcPr>
           <w:p>
             <w:pPr>
@@ -2313,7 +3174,7 @@
           <w:tcPr>
             <w:tcW w:type="dxa" w:w="5256"/>
             <w:vAlign w:val="center"/>
-            <w:shd w:fill="1F4B37"/>
+            <w:shd w:fill="334155"/>
           </w:tcPr>
           <w:p>
             <w:pPr>
@@ -2332,11 +3193,14 @@
         </w:tc>
       </w:tr>
       <w:tr>
+        <w:trPr>
+          <w:cantSplit/>
+        </w:trPr>
         <w:tc>
           <w:tcPr>
             <w:tcW w:type="dxa" w:w="1872"/>
             <w:vAlign w:val="center"/>
-            <w:shd w:fill="F2F5ED"/>
+            <w:shd w:fill="F3F5F7"/>
           </w:tcPr>
           <w:p>
             <w:pPr>
@@ -2357,7 +3221,7 @@
           <w:tcPr>
             <w:tcW w:type="dxa" w:w="2520"/>
             <w:vAlign w:val="center"/>
-            <w:shd w:fill="F2F5ED"/>
+            <w:shd w:fill="F3F5F7"/>
           </w:tcPr>
           <w:p>
             <w:pPr>
@@ -2378,7 +3242,7 @@
           <w:tcPr>
             <w:tcW w:type="dxa" w:w="5256"/>
             <w:vAlign w:val="center"/>
-            <w:shd w:fill="F2F5ED"/>
+            <w:shd w:fill="F3F5F7"/>
           </w:tcPr>
           <w:p>
             <w:pPr>
@@ -2397,6 +3261,9 @@
         </w:tc>
       </w:tr>
       <w:tr>
+        <w:trPr>
+          <w:cantSplit/>
+        </w:trPr>
         <w:tc>
           <w:tcPr>
             <w:tcW w:type="dxa" w:w="1872"/>
@@ -2459,11 +3326,14 @@
         </w:tc>
       </w:tr>
       <w:tr>
+        <w:trPr>
+          <w:cantSplit/>
+        </w:trPr>
         <w:tc>
           <w:tcPr>
             <w:tcW w:type="dxa" w:w="1872"/>
             <w:vAlign w:val="center"/>
-            <w:shd w:fill="F2F5ED"/>
+            <w:shd w:fill="F3F5F7"/>
           </w:tcPr>
           <w:p>
             <w:pPr>
@@ -2484,7 +3354,7 @@
           <w:tcPr>
             <w:tcW w:type="dxa" w:w="2520"/>
             <w:vAlign w:val="center"/>
-            <w:shd w:fill="F2F5ED"/>
+            <w:shd w:fill="F3F5F7"/>
           </w:tcPr>
           <w:p>
             <w:pPr>
@@ -2505,7 +3375,7 @@
           <w:tcPr>
             <w:tcW w:type="dxa" w:w="5256"/>
             <w:vAlign w:val="center"/>
-            <w:shd w:fill="F2F5ED"/>
+            <w:shd w:fill="F3F5F7"/>
           </w:tcPr>
           <w:p>
             <w:pPr>
@@ -2524,6 +3394,9 @@
         </w:tc>
       </w:tr>
       <w:tr>
+        <w:trPr>
+          <w:cantSplit/>
+        </w:trPr>
         <w:tc>
           <w:tcPr>
             <w:tcW w:type="dxa" w:w="1872"/>
@@ -2586,11 +3459,14 @@
         </w:tc>
       </w:tr>
       <w:tr>
+        <w:trPr>
+          <w:cantSplit/>
+        </w:trPr>
         <w:tc>
           <w:tcPr>
             <w:tcW w:type="dxa" w:w="1872"/>
             <w:vAlign w:val="center"/>
-            <w:shd w:fill="F2F5ED"/>
+            <w:shd w:fill="F3F5F7"/>
           </w:tcPr>
           <w:p>
             <w:pPr>
@@ -2611,7 +3487,7 @@
           <w:tcPr>
             <w:tcW w:type="dxa" w:w="2520"/>
             <w:vAlign w:val="center"/>
-            <w:shd w:fill="F2F5ED"/>
+            <w:shd w:fill="F3F5F7"/>
           </w:tcPr>
           <w:p>
             <w:pPr>
@@ -2632,7 +3508,7 @@
           <w:tcPr>
             <w:tcW w:type="dxa" w:w="5256"/>
             <w:vAlign w:val="center"/>
-            <w:shd w:fill="F2F5ED"/>
+            <w:shd w:fill="F3F5F7"/>
           </w:tcPr>
           <w:p>
             <w:pPr>
@@ -2651,6 +3527,9 @@
         </w:tc>
       </w:tr>
       <w:tr>
+        <w:trPr>
+          <w:cantSplit/>
+        </w:trPr>
         <w:tc>
           <w:tcPr>
             <w:tcW w:type="dxa" w:w="1872"/>
@@ -2713,11 +3592,14 @@
         </w:tc>
       </w:tr>
       <w:tr>
+        <w:trPr>
+          <w:cantSplit/>
+        </w:trPr>
         <w:tc>
           <w:tcPr>
             <w:tcW w:type="dxa" w:w="1872"/>
             <w:vAlign w:val="center"/>
-            <w:shd w:fill="F2F5ED"/>
+            <w:shd w:fill="F3F5F7"/>
           </w:tcPr>
           <w:p>
             <w:pPr>
@@ -2738,7 +3620,7 @@
           <w:tcPr>
             <w:tcW w:type="dxa" w:w="2520"/>
             <w:vAlign w:val="center"/>
-            <w:shd w:fill="F2F5ED"/>
+            <w:shd w:fill="F3F5F7"/>
           </w:tcPr>
           <w:p>
             <w:pPr>
@@ -2759,7 +3641,7 @@
           <w:tcPr>
             <w:tcW w:type="dxa" w:w="5256"/>
             <w:vAlign w:val="center"/>
-            <w:shd w:fill="F2F5ED"/>
+            <w:shd w:fill="F3F5F7"/>
           </w:tcPr>
           <w:p>
             <w:pPr>
@@ -2773,6 +3655,272 @@
                 <w:sz w:val="16"/>
               </w:rPr>
               <w:t>A no results message is shown.</w:t>
+            </w:r>
+          </w:p>
+        </w:tc>
+      </w:tr>
+      <w:tr>
+        <w:trPr>
+          <w:cantSplit/>
+        </w:trPr>
+        <w:tc>
+          <w:tcPr>
+            <w:tcW w:type="dxa" w:w="1872"/>
+            <w:vAlign w:val="center"/>
+          </w:tcPr>
+          <w:p>
+            <w:pPr>
+              <w:spacing w:after="0"/>
+            </w:pPr>
+            <w:r/>
+            <w:r>
+              <w:rPr>
+                <w:b w:val="0"/>
+                <w:color w:val="1F4B37"/>
+                <w:sz w:val="16"/>
+              </w:rPr>
+              <w:t>Contact draft</w:t>
+            </w:r>
+          </w:p>
+        </w:tc>
+        <w:tc>
+          <w:tcPr>
+            <w:tcW w:type="dxa" w:w="2520"/>
+            <w:vAlign w:val="center"/>
+          </w:tcPr>
+          <w:p>
+            <w:pPr>
+              <w:spacing w:after="0"/>
+            </w:pPr>
+            <w:r/>
+            <w:r>
+              <w:rPr>
+                <w:b w:val="0"/>
+                <w:color w:val="1F4B37"/>
+                <w:sz w:val="16"/>
+              </w:rPr>
+              <w:t>Name, valid email and message of at least 10 characters</w:t>
+            </w:r>
+          </w:p>
+        </w:tc>
+        <w:tc>
+          <w:tcPr>
+            <w:tcW w:type="dxa" w:w="5256"/>
+            <w:vAlign w:val="center"/>
+          </w:tcPr>
+          <w:p>
+            <w:pPr>
+              <w:spacing w:after="0"/>
+            </w:pPr>
+            <w:r/>
+            <w:r>
+              <w:rPr>
+                <w:b w:val="0"/>
+                <w:color w:val="1F4B37"/>
+                <w:sz w:val="16"/>
+              </w:rPr>
+              <w:t>A copyable draft is prepared with an explicit notice that it was not sent.</w:t>
+            </w:r>
+          </w:p>
+        </w:tc>
+      </w:tr>
+      <w:tr>
+        <w:trPr>
+          <w:cantSplit/>
+        </w:trPr>
+        <w:tc>
+          <w:tcPr>
+            <w:tcW w:type="dxa" w:w="1872"/>
+            <w:vAlign w:val="center"/>
+            <w:shd w:fill="F3F5F7"/>
+          </w:tcPr>
+          <w:p>
+            <w:pPr>
+              <w:spacing w:after="0"/>
+            </w:pPr>
+            <w:r/>
+            <w:r>
+              <w:rPr>
+                <w:b w:val="0"/>
+                <w:color w:val="1F4B37"/>
+                <w:sz w:val="16"/>
+              </w:rPr>
+              <w:t>Sign-up mismatch</w:t>
+            </w:r>
+          </w:p>
+        </w:tc>
+        <w:tc>
+          <w:tcPr>
+            <w:tcW w:type="dxa" w:w="2520"/>
+            <w:vAlign w:val="center"/>
+            <w:shd w:fill="F3F5F7"/>
+          </w:tcPr>
+          <w:p>
+            <w:pPr>
+              <w:spacing w:after="0"/>
+            </w:pPr>
+            <w:r/>
+            <w:r>
+              <w:rPr>
+                <w:b w:val="0"/>
+                <w:color w:val="1F4B37"/>
+                <w:sz w:val="16"/>
+              </w:rPr>
+              <w:t>Different passwords of at least 8 characters</w:t>
+            </w:r>
+          </w:p>
+        </w:tc>
+        <w:tc>
+          <w:tcPr>
+            <w:tcW w:type="dxa" w:w="5256"/>
+            <w:vAlign w:val="center"/>
+            <w:shd w:fill="F3F5F7"/>
+          </w:tcPr>
+          <w:p>
+            <w:pPr>
+              <w:spacing w:after="0"/>
+            </w:pPr>
+            <w:r/>
+            <w:r>
+              <w:rPr>
+                <w:b w:val="0"/>
+                <w:color w:val="1F4B37"/>
+                <w:sz w:val="16"/>
+              </w:rPr>
+              <w:t>A mismatch error appears and confirmation receives focus.</w:t>
+            </w:r>
+          </w:p>
+        </w:tc>
+      </w:tr>
+      <w:tr>
+        <w:trPr>
+          <w:cantSplit/>
+        </w:trPr>
+        <w:tc>
+          <w:tcPr>
+            <w:tcW w:type="dxa" w:w="1872"/>
+            <w:vAlign w:val="center"/>
+          </w:tcPr>
+          <w:p>
+            <w:pPr>
+              <w:spacing w:after="0"/>
+            </w:pPr>
+            <w:r/>
+            <w:r>
+              <w:rPr>
+                <w:b w:val="0"/>
+                <w:color w:val="1F4B37"/>
+                <w:sz w:val="16"/>
+              </w:rPr>
+              <w:t>Account preview</w:t>
+            </w:r>
+          </w:p>
+        </w:tc>
+        <w:tc>
+          <w:tcPr>
+            <w:tcW w:type="dxa" w:w="2520"/>
+            <w:vAlign w:val="center"/>
+          </w:tcPr>
+          <w:p>
+            <w:pPr>
+              <w:spacing w:after="0"/>
+            </w:pPr>
+            <w:r/>
+            <w:r>
+              <w:rPr>
+                <w:b w:val="0"/>
+                <w:color w:val="1F4B37"/>
+                <w:sz w:val="16"/>
+              </w:rPr>
+              <w:t>Sample email and matching demo passwords</w:t>
+            </w:r>
+          </w:p>
+        </w:tc>
+        <w:tc>
+          <w:tcPr>
+            <w:tcW w:type="dxa" w:w="5256"/>
+            <w:vAlign w:val="center"/>
+          </w:tcPr>
+          <w:p>
+            <w:pPr>
+              <w:spacing w:after="0"/>
+            </w:pPr>
+            <w:r/>
+            <w:r>
+              <w:rPr>
+                <w:b w:val="0"/>
+                <w:color w:val="1F4B37"/>
+                <w:sz w:val="16"/>
+              </w:rPr>
+              <w:t>Demo completion is displayed without creating an account or session.</w:t>
+            </w:r>
+          </w:p>
+        </w:tc>
+      </w:tr>
+      <w:tr>
+        <w:trPr>
+          <w:cantSplit/>
+        </w:trPr>
+        <w:tc>
+          <w:tcPr>
+            <w:tcW w:type="dxa" w:w="1872"/>
+            <w:vAlign w:val="center"/>
+            <w:shd w:fill="F3F5F7"/>
+          </w:tcPr>
+          <w:p>
+            <w:pPr>
+              <w:spacing w:after="0"/>
+            </w:pPr>
+            <w:r/>
+            <w:r>
+              <w:rPr>
+                <w:b w:val="0"/>
+                <w:color w:val="1F4B37"/>
+                <w:sz w:val="16"/>
+              </w:rPr>
+              <w:t>Team profiles</w:t>
+            </w:r>
+          </w:p>
+        </w:tc>
+        <w:tc>
+          <w:tcPr>
+            <w:tcW w:type="dxa" w:w="2520"/>
+            <w:vAlign w:val="center"/>
+            <w:shd w:fill="F3F5F7"/>
+          </w:tcPr>
+          <w:p>
+            <w:pPr>
+              <w:spacing w:after="0"/>
+            </w:pPr>
+            <w:r/>
+            <w:r>
+              <w:rPr>
+                <w:b w:val="0"/>
+                <w:color w:val="1F4B37"/>
+                <w:sz w:val="16"/>
+              </w:rPr>
+              <w:t>Open About</w:t>
+            </w:r>
+          </w:p>
+        </w:tc>
+        <w:tc>
+          <w:tcPr>
+            <w:tcW w:type="dxa" w:w="5256"/>
+            <w:vAlign w:val="center"/>
+            <w:shd w:fill="F3F5F7"/>
+          </w:tcPr>
+          <w:p>
+            <w:pPr>
+              <w:spacing w:after="0"/>
+            </w:pPr>
+            <w:r/>
+            <w:r>
+              <w:rPr>
+                <w:b w:val="0"/>
+                <w:color w:val="1F4B37"/>
+                <w:sz w:val="16"/>
+              </w:rPr>
+              <w:t>All three Team XI names, emails and IDs appear.</w:t>
             </w:r>
           </w:p>
         </w:tc>
@@ -2793,7 +3941,7 @@
     </w:p>
     <w:p>
       <w:r>
-        <w:t>The project completed a production Vite build and ESLint check during this documentation pass. Browser inspection confirmed the home page, market branch and market directory render with expected navigation and content at a desktop viewport. These checks are limited to the inspected environment; a full cross browser, accessibility and Lighthouse audit is still required before formal acceptance.</w:t>
+        <w:t>Production builds and ESLint checks passed after the latest UI and team updates on 26 September 2026. Browser checks covered the home and directory, About, Contact, Login and Sign Up. Contact draft copying and both account previews were tested, including a sign-up password mismatch followed by correction. Mobile checks of the About, Contact and account layouts found no horizontal overflow at the inspected widths. These are targeted checks, not a full cross-browser, accessibility or Lighthouse audit.</w:t>
       </w:r>
     </w:p>
     <w:tbl>
@@ -2803,6 +3951,14 @@
         <w:jc w:val="center"/>
         <w:tblLayout w:type="fixed"/>
         <w:tblLook w:firstColumn="1" w:firstRow="1" w:lastColumn="0" w:lastRow="0" w:noHBand="0" w:noVBand="1" w:val="04A0"/>
+        <w:tblBorders>
+          <w:top w:val="single" w:sz="4" w:color="D9D9D9"/>
+          <w:left w:val="single" w:sz="4" w:color="D9D9D9"/>
+          <w:bottom w:val="single" w:sz="4" w:color="D9D9D9"/>
+          <w:right w:val="single" w:sz="4" w:color="D9D9D9"/>
+          <w:insideH w:val="single" w:sz="4" w:color="D9D9D9"/>
+          <w:insideV w:val="single" w:sz="4" w:color="D9D9D9"/>
+        </w:tblBorders>
       </w:tblPr>
       <w:tblGrid>
         <w:gridCol w:w="3221"/>
@@ -2810,11 +3966,15 @@
         <w:gridCol w:w="3221"/>
       </w:tblGrid>
       <w:tr>
+        <w:trPr>
+          <w:tblHeader/>
+          <w:cantSplit/>
+        </w:trPr>
         <w:tc>
           <w:tcPr>
             <w:tcW w:type="dxa" w:w="2448"/>
             <w:vAlign w:val="center"/>
-            <w:shd w:fill="1F4B37"/>
+            <w:shd w:fill="334155"/>
           </w:tcPr>
           <w:p>
             <w:pPr>
@@ -2835,7 +3995,7 @@
           <w:tcPr>
             <w:tcW w:type="dxa" w:w="2736"/>
             <w:vAlign w:val="center"/>
-            <w:shd w:fill="1F4B37"/>
+            <w:shd w:fill="334155"/>
           </w:tcPr>
           <w:p>
             <w:pPr>
@@ -2856,7 +4016,7 @@
           <w:tcPr>
             <w:tcW w:type="dxa" w:w="4464"/>
             <w:vAlign w:val="center"/>
-            <w:shd w:fill="1F4B37"/>
+            <w:shd w:fill="334155"/>
           </w:tcPr>
           <w:p>
             <w:pPr>
@@ -2875,11 +4035,14 @@
         </w:tc>
       </w:tr>
       <w:tr>
+        <w:trPr>
+          <w:cantSplit/>
+        </w:trPr>
         <w:tc>
           <w:tcPr>
             <w:tcW w:type="dxa" w:w="2448"/>
             <w:vAlign w:val="center"/>
-            <w:shd w:fill="F2F5ED"/>
+            <w:shd w:fill="F3F5F7"/>
           </w:tcPr>
           <w:p>
             <w:pPr>
@@ -2900,7 +4063,7 @@
           <w:tcPr>
             <w:tcW w:type="dxa" w:w="2736"/>
             <w:vAlign w:val="center"/>
-            <w:shd w:fill="F2F5ED"/>
+            <w:shd w:fill="F3F5F7"/>
           </w:tcPr>
           <w:p>
             <w:pPr>
@@ -2921,7 +4084,7 @@
           <w:tcPr>
             <w:tcW w:type="dxa" w:w="4464"/>
             <w:vAlign w:val="center"/>
-            <w:shd w:fill="F2F5ED"/>
+            <w:shd w:fill="F3F5F7"/>
           </w:tcPr>
           <w:p>
             <w:pPr>
@@ -2940,6 +4103,9 @@
         </w:tc>
       </w:tr>
       <w:tr>
+        <w:trPr>
+          <w:cantSplit/>
+        </w:trPr>
         <w:tc>
           <w:tcPr>
             <w:tcW w:type="dxa" w:w="2448"/>
@@ -3002,11 +4168,14 @@
         </w:tc>
       </w:tr>
       <w:tr>
+        <w:trPr>
+          <w:cantSplit/>
+        </w:trPr>
         <w:tc>
           <w:tcPr>
             <w:tcW w:type="dxa" w:w="2448"/>
             <w:vAlign w:val="center"/>
-            <w:shd w:fill="F2F5ED"/>
+            <w:shd w:fill="F3F5F7"/>
           </w:tcPr>
           <w:p>
             <w:pPr>
@@ -3019,7 +4188,7 @@
                 <w:color w:val="1F4B37"/>
                 <w:sz w:val="16"/>
               </w:rPr>
-              <w:t>Desktop browser inspection</w:t>
+              <w:t>Browser inspection</w:t>
             </w:r>
           </w:p>
         </w:tc>
@@ -3027,7 +4196,7 @@
           <w:tcPr>
             <w:tcW w:type="dxa" w:w="2736"/>
             <w:vAlign w:val="center"/>
-            <w:shd w:fill="F2F5ED"/>
+            <w:shd w:fill="F3F5F7"/>
           </w:tcPr>
           <w:p>
             <w:pPr>
@@ -3040,7 +4209,7 @@
                 <w:color w:val="1F4B37"/>
                 <w:sz w:val="16"/>
               </w:rPr>
-              <w:t>Home and directory rendered</w:t>
+              <w:t>Pages and Team XI content rendered; demo forms tested</w:t>
             </w:r>
           </w:p>
         </w:tc>
@@ -3048,7 +4217,7 @@
           <w:tcPr>
             <w:tcW w:type="dxa" w:w="4464"/>
             <w:vAlign w:val="center"/>
-            <w:shd w:fill="F2F5ED"/>
+            <w:shd w:fill="F3F5F7"/>
           </w:tcPr>
           <w:p>
             <w:pPr>
@@ -3061,16 +4230,85 @@
                 <w:color w:val="1F4B37"/>
                 <w:sz w:val="16"/>
               </w:rPr>
-              <w:t>Test all paths and controls on mobile, keyboard and other browsers.</w:t>
+              <w:t>Test all paths and controls with keyboard and other browsers.</w:t>
             </w:r>
           </w:p>
         </w:tc>
       </w:tr>
       <w:tr>
+        <w:trPr>
+          <w:cantSplit/>
+        </w:trPr>
         <w:tc>
           <w:tcPr>
             <w:tcW w:type="dxa" w:w="2448"/>
             <w:vAlign w:val="center"/>
+          </w:tcPr>
+          <w:p>
+            <w:pPr>
+              <w:spacing w:after="0"/>
+            </w:pPr>
+            <w:r/>
+            <w:r>
+              <w:rPr>
+                <w:b w:val="0"/>
+                <w:color w:val="1F4B37"/>
+                <w:sz w:val="16"/>
+              </w:rPr>
+              <w:t>Geolocation</w:t>
+            </w:r>
+          </w:p>
+        </w:tc>
+        <w:tc>
+          <w:tcPr>
+            <w:tcW w:type="dxa" w:w="2736"/>
+            <w:vAlign w:val="center"/>
+          </w:tcPr>
+          <w:p>
+            <w:pPr>
+              <w:spacing w:after="0"/>
+            </w:pPr>
+            <w:r/>
+            <w:r>
+              <w:rPr>
+                <w:b w:val="0"/>
+                <w:color w:val="1F4B37"/>
+                <w:sz w:val="16"/>
+              </w:rPr>
+              <w:t>Control implemented; permission flow not exercised</w:t>
+            </w:r>
+          </w:p>
+        </w:tc>
+        <w:tc>
+          <w:tcPr>
+            <w:tcW w:type="dxa" w:w="4464"/>
+            <w:vAlign w:val="center"/>
+          </w:tcPr>
+          <w:p>
+            <w:pPr>
+              <w:spacing w:after="0"/>
+            </w:pPr>
+            <w:r/>
+            <w:r>
+              <w:rPr>
+                <w:b w:val="0"/>
+                <w:color w:val="1F4B37"/>
+                <w:sz w:val="16"/>
+              </w:rPr>
+              <w:t>Test granted, denied, timeout and unavailable cases.</w:t>
+            </w:r>
+          </w:p>
+        </w:tc>
+      </w:tr>
+      <w:tr>
+        <w:trPr>
+          <w:cantSplit/>
+        </w:trPr>
+        <w:tc>
+          <w:tcPr>
+            <w:tcW w:type="dxa" w:w="2448"/>
+            <w:vAlign w:val="center"/>
+            <w:shd w:fill="F3F5F7"/>
           </w:tcPr>
           <w:p>
             <w:pPr>
@@ -3091,6 +4329,7 @@
           <w:tcPr>
             <w:tcW w:type="dxa" w:w="2736"/>
             <w:vAlign w:val="center"/>
+            <w:shd w:fill="F3F5F7"/>
           </w:tcPr>
           <w:p>
             <w:pPr>
@@ -3111,6 +4350,7 @@
           <w:tcPr>
             <w:tcW w:type="dxa" w:w="4464"/>
             <w:vAlign w:val="center"/>
+            <w:shd w:fill="F3F5F7"/>
           </w:tcPr>
           <w:p>
             <w:pPr>
@@ -3159,6 +4399,14 @@
         <w:jc w:val="center"/>
         <w:tblLayout w:type="fixed"/>
         <w:tblLook w:firstColumn="1" w:firstRow="1" w:lastColumn="0" w:lastRow="0" w:noHBand="0" w:noVBand="1" w:val="04A0"/>
+        <w:tblBorders>
+          <w:top w:val="single" w:sz="4" w:color="D9D9D9"/>
+          <w:left w:val="single" w:sz="4" w:color="D9D9D9"/>
+          <w:bottom w:val="single" w:sz="4" w:color="D9D9D9"/>
+          <w:right w:val="single" w:sz="4" w:color="D9D9D9"/>
+          <w:insideH w:val="single" w:sz="4" w:color="D9D9D9"/>
+          <w:insideV w:val="single" w:sz="4" w:color="D9D9D9"/>
+        </w:tblBorders>
       </w:tblPr>
       <w:tblGrid>
         <w:gridCol w:w="3221"/>
@@ -3166,11 +4414,15 @@
         <w:gridCol w:w="3221"/>
       </w:tblGrid>
       <w:tr>
+        <w:trPr>
+          <w:tblHeader/>
+          <w:cantSplit/>
+        </w:trPr>
         <w:tc>
           <w:tcPr>
             <w:tcW w:type="dxa" w:w="792"/>
             <w:vAlign w:val="center"/>
-            <w:shd w:fill="1F4B37"/>
+            <w:shd w:fill="334155"/>
           </w:tcPr>
           <w:p>
             <w:pPr>
@@ -3191,7 +4443,7 @@
           <w:tcPr>
             <w:tcW w:type="dxa" w:w="2376"/>
             <w:vAlign w:val="center"/>
-            <w:shd w:fill="1F4B37"/>
+            <w:shd w:fill="334155"/>
           </w:tcPr>
           <w:p>
             <w:pPr>
@@ -3212,7 +4464,7 @@
           <w:tcPr>
             <w:tcW w:type="dxa" w:w="6480"/>
             <w:vAlign w:val="center"/>
-            <w:shd w:fill="1F4B37"/>
+            <w:shd w:fill="334155"/>
           </w:tcPr>
           <w:p>
             <w:pPr>
@@ -3231,11 +4483,14 @@
         </w:tc>
       </w:tr>
       <w:tr>
+        <w:trPr>
+          <w:cantSplit/>
+        </w:trPr>
         <w:tc>
           <w:tcPr>
             <w:tcW w:type="dxa" w:w="792"/>
             <w:vAlign w:val="center"/>
-            <w:shd w:fill="F2F5ED"/>
+            <w:shd w:fill="F3F5F7"/>
           </w:tcPr>
           <w:p>
             <w:pPr>
@@ -3256,7 +4511,7 @@
           <w:tcPr>
             <w:tcW w:type="dxa" w:w="2376"/>
             <w:vAlign w:val="center"/>
-            <w:shd w:fill="F2F5ED"/>
+            <w:shd w:fill="F3F5F7"/>
           </w:tcPr>
           <w:p>
             <w:pPr>
@@ -3277,7 +4532,7 @@
           <w:tcPr>
             <w:tcW w:type="dxa" w:w="6480"/>
             <w:vAlign w:val="center"/>
-            <w:shd w:fill="F2F5ED"/>
+            <w:shd w:fill="F3F5F7"/>
           </w:tcPr>
           <w:p>
             <w:pPr>
@@ -3296,6 +4551,9 @@
         </w:tc>
       </w:tr>
       <w:tr>
+        <w:trPr>
+          <w:cantSplit/>
+        </w:trPr>
         <w:tc>
           <w:tcPr>
             <w:tcW w:type="dxa" w:w="792"/>
@@ -3358,11 +4616,14 @@
         </w:tc>
       </w:tr>
       <w:tr>
+        <w:trPr>
+          <w:cantSplit/>
+        </w:trPr>
         <w:tc>
           <w:tcPr>
             <w:tcW w:type="dxa" w:w="792"/>
             <w:vAlign w:val="center"/>
-            <w:shd w:fill="F2F5ED"/>
+            <w:shd w:fill="F3F5F7"/>
           </w:tcPr>
           <w:p>
             <w:pPr>
@@ -3383,7 +4644,7 @@
           <w:tcPr>
             <w:tcW w:type="dxa" w:w="2376"/>
             <w:vAlign w:val="center"/>
-            <w:shd w:fill="F2F5ED"/>
+            <w:shd w:fill="F3F5F7"/>
           </w:tcPr>
           <w:p>
             <w:pPr>
@@ -3404,7 +4665,7 @@
           <w:tcPr>
             <w:tcW w:type="dxa" w:w="6480"/>
             <w:vAlign w:val="center"/>
-            <w:shd w:fill="F2F5ED"/>
+            <w:shd w:fill="F3F5F7"/>
           </w:tcPr>
           <w:p>
             <w:pPr>
@@ -3423,6 +4684,9 @@
         </w:tc>
       </w:tr>
       <w:tr>
+        <w:trPr>
+          <w:cantSplit/>
+        </w:trPr>
         <w:tc>
           <w:tcPr>
             <w:tcW w:type="dxa" w:w="792"/>
@@ -3485,11 +4749,14 @@
         </w:tc>
       </w:tr>
       <w:tr>
+        <w:trPr>
+          <w:cantSplit/>
+        </w:trPr>
         <w:tc>
           <w:tcPr>
             <w:tcW w:type="dxa" w:w="792"/>
             <w:vAlign w:val="center"/>
-            <w:shd w:fill="F2F5ED"/>
+            <w:shd w:fill="F3F5F7"/>
           </w:tcPr>
           <w:p>
             <w:pPr>
@@ -3510,7 +4777,7 @@
           <w:tcPr>
             <w:tcW w:type="dxa" w:w="2376"/>
             <w:vAlign w:val="center"/>
-            <w:shd w:fill="F2F5ED"/>
+            <w:shd w:fill="F3F5F7"/>
           </w:tcPr>
           <w:p>
             <w:pPr>
@@ -3531,7 +4798,7 @@
           <w:tcPr>
             <w:tcW w:type="dxa" w:w="6480"/>
             <w:vAlign w:val="center"/>
-            <w:shd w:fill="F2F5ED"/>
+            <w:shd w:fill="F3F5F7"/>
           </w:tcPr>
           <w:p>
             <w:pPr>
@@ -3550,6 +4817,9 @@
         </w:tc>
       </w:tr>
       <w:tr>
+        <w:trPr>
+          <w:cantSplit/>
+        </w:trPr>
         <w:tc>
           <w:tcPr>
             <w:tcW w:type="dxa" w:w="792"/>
@@ -3619,7 +4889,7 @@
     </w:p>
     <w:p>
       <w:r>
-        <w:t>For static hosting, publish the contents of dist and configure the host to serve index.html for client side routes such as /markets/1. Market data lives in src/JSON; edit those files, check references between market produce names and guide entries, then rebuild. Browser bookmarks are local to each visitor and will not follow them to another device.</w:t>
+        <w:t>For static hosting, publish the contents of dist and configure the host to serve index.html for client side routes such as /markets/1. Market data lives in src/JSON; edit those files, check references between market produce names and guide entries, then rebuild. Update team profiles in src/config/team.js and assign an approved public contact email and phone in src/config/contact.js. Browser bookmarks remain local to each visitor. Real account authentication would require a separate backend or authentication service and is outside the current demo implementation.</w:t>
       </w:r>
     </w:p>
     <w:p>
@@ -3642,6 +4912,14 @@
         <w:jc w:val="center"/>
         <w:tblLayout w:type="fixed"/>
         <w:tblLook w:firstColumn="1" w:firstRow="1" w:lastColumn="0" w:lastRow="0" w:noHBand="0" w:noVBand="1" w:val="04A0"/>
+        <w:tblBorders>
+          <w:top w:val="single" w:sz="4" w:color="D9D9D9"/>
+          <w:left w:val="single" w:sz="4" w:color="D9D9D9"/>
+          <w:bottom w:val="single" w:sz="4" w:color="D9D9D9"/>
+          <w:right w:val="single" w:sz="4" w:color="D9D9D9"/>
+          <w:insideH w:val="single" w:sz="4" w:color="D9D9D9"/>
+          <w:insideV w:val="single" w:sz="4" w:color="D9D9D9"/>
+        </w:tblBorders>
       </w:tblPr>
       <w:tblGrid>
         <w:gridCol w:w="3221"/>
@@ -3649,11 +4927,15 @@
         <w:gridCol w:w="3221"/>
       </w:tblGrid>
       <w:tr>
+        <w:trPr>
+          <w:tblHeader/>
+          <w:cantSplit/>
+        </w:trPr>
         <w:tc>
           <w:tcPr>
             <w:tcW w:type="dxa" w:w="2880"/>
             <w:vAlign w:val="center"/>
-            <w:shd w:fill="1F4B37"/>
+            <w:shd w:fill="334155"/>
           </w:tcPr>
           <w:p>
             <w:pPr>
@@ -3674,7 +4956,7 @@
           <w:tcPr>
             <w:tcW w:type="dxa" w:w="1944"/>
             <w:vAlign w:val="center"/>
-            <w:shd w:fill="1F4B37"/>
+            <w:shd w:fill="334155"/>
           </w:tcPr>
           <w:p>
             <w:pPr>
@@ -3695,7 +4977,7 @@
           <w:tcPr>
             <w:tcW w:type="dxa" w:w="4824"/>
             <w:vAlign w:val="center"/>
-            <w:shd w:fill="1F4B37"/>
+            <w:shd w:fill="334155"/>
           </w:tcPr>
           <w:p>
             <w:pPr>
@@ -3714,11 +4996,14 @@
         </w:tc>
       </w:tr>
       <w:tr>
+        <w:trPr>
+          <w:cantSplit/>
+        </w:trPr>
         <w:tc>
           <w:tcPr>
             <w:tcW w:type="dxa" w:w="2880"/>
             <w:vAlign w:val="center"/>
-            <w:shd w:fill="F2F5ED"/>
+            <w:shd w:fill="F3F5F7"/>
           </w:tcPr>
           <w:p>
             <w:pPr>
@@ -3739,7 +5024,7 @@
           <w:tcPr>
             <w:tcW w:type="dxa" w:w="1944"/>
             <w:vAlign w:val="center"/>
-            <w:shd w:fill="F2F5ED"/>
+            <w:shd w:fill="F3F5F7"/>
           </w:tcPr>
           <w:p>
             <w:pPr>
@@ -3760,7 +5045,7 @@
           <w:tcPr>
             <w:tcW w:type="dxa" w:w="4824"/>
             <w:vAlign w:val="center"/>
-            <w:shd w:fill="F2F5ED"/>
+            <w:shd w:fill="F3F5F7"/>
           </w:tcPr>
           <w:p>
             <w:pPr>
@@ -3779,6 +5064,9 @@
         </w:tc>
       </w:tr>
       <w:tr>
+        <w:trPr>
+          <w:cantSplit/>
+        </w:trPr>
         <w:tc>
           <w:tcPr>
             <w:tcW w:type="dxa" w:w="2880"/>
@@ -3815,7 +5103,7 @@
                 <w:color w:val="1F4B37"/>
                 <w:sz w:val="16"/>
               </w:rPr>
-              <w:t>Partial</w:t>
+              <w:t>Available on Contact</w:t>
             </w:r>
           </w:p>
         </w:tc>
@@ -3835,17 +5123,20 @@
                 <w:color w:val="1F4B37"/>
                 <w:sz w:val="16"/>
               </w:rPr>
-              <w:t>Market pages link to Google Maps but do not embed a map.</w:t>
+              <w:t>Market detail pages still use links; confirm whether individual embeds are required.</w:t>
             </w:r>
           </w:p>
         </w:tc>
       </w:tr>
       <w:tr>
+        <w:trPr>
+          <w:cantSplit/>
+        </w:trPr>
         <w:tc>
           <w:tcPr>
             <w:tcW w:type="dxa" w:w="2880"/>
             <w:vAlign w:val="center"/>
-            <w:shd w:fill="F2F5ED"/>
+            <w:shd w:fill="F3F5F7"/>
           </w:tcPr>
           <w:p>
             <w:pPr>
@@ -3866,7 +5157,7 @@
           <w:tcPr>
             <w:tcW w:type="dxa" w:w="1944"/>
             <w:vAlign w:val="center"/>
-            <w:shd w:fill="F2F5ED"/>
+            <w:shd w:fill="F3F5F7"/>
           </w:tcPr>
           <w:p>
             <w:pPr>
@@ -3887,7 +5178,7 @@
           <w:tcPr>
             <w:tcW w:type="dxa" w:w="4824"/>
             <w:vAlign w:val="center"/>
-            <w:shd w:fill="F2F5ED"/>
+            <w:shd w:fill="F3F5F7"/>
           </w:tcPr>
           <w:p>
             <w:pPr>
@@ -3906,6 +5197,9 @@
         </w:tc>
       </w:tr>
       <w:tr>
+        <w:trPr>
+          <w:cantSplit/>
+        </w:trPr>
         <w:tc>
           <w:tcPr>
             <w:tcW w:type="dxa" w:w="2880"/>
@@ -3942,7 +5236,7 @@
                 <w:color w:val="1F4B37"/>
                 <w:sz w:val="16"/>
               </w:rPr>
-              <w:t>Missing from active routes</w:t>
+              <w:t>Implemented</w:t>
             </w:r>
           </w:p>
         </w:tc>
@@ -3962,17 +5256,20 @@
                 <w:color w:val="1F4B37"/>
                 <w:sz w:val="16"/>
               </w:rPr>
-              <w:t>Build and link both pages, or obtain a scope change.</w:t>
+              <w:t>Assign the general contact email and phone.</w:t>
             </w:r>
           </w:p>
         </w:tc>
       </w:tr>
       <w:tr>
+        <w:trPr>
+          <w:cantSplit/>
+        </w:trPr>
         <w:tc>
           <w:tcPr>
             <w:tcW w:type="dxa" w:w="2880"/>
             <w:vAlign w:val="center"/>
-            <w:shd w:fill="F2F5ED"/>
+            <w:shd w:fill="F3F5F7"/>
           </w:tcPr>
           <w:p>
             <w:pPr>
@@ -3985,7 +5282,7 @@
                 <w:color w:val="1F4B37"/>
                 <w:sz w:val="16"/>
               </w:rPr>
-              <w:t>Visitor counter, clock and geolocation</w:t>
+              <w:t>Geolocation</w:t>
             </w:r>
           </w:p>
         </w:tc>
@@ -3993,7 +5290,73 @@
           <w:tcPr>
             <w:tcW w:type="dxa" w:w="1944"/>
             <w:vAlign w:val="center"/>
-            <w:shd w:fill="F2F5ED"/>
+            <w:shd w:fill="F3F5F7"/>
+          </w:tcPr>
+          <w:p>
+            <w:pPr>
+              <w:spacing w:after="0"/>
+            </w:pPr>
+            <w:r/>
+            <w:r>
+              <w:rPr>
+                <w:b w:val="0"/>
+                <w:color w:val="1F4B37"/>
+                <w:sz w:val="16"/>
+              </w:rPr>
+              <w:t>Implemented on Contact</w:t>
+            </w:r>
+          </w:p>
+        </w:tc>
+        <w:tc>
+          <w:tcPr>
+            <w:tcW w:type="dxa" w:w="4824"/>
+            <w:vAlign w:val="center"/>
+            <w:shd w:fill="F3F5F7"/>
+          </w:tcPr>
+          <w:p>
+            <w:pPr>
+              <w:spacing w:after="0"/>
+            </w:pPr>
+            <w:r/>
+            <w:r>
+              <w:rPr>
+                <w:b w:val="0"/>
+                <w:color w:val="1F4B37"/>
+                <w:sz w:val="16"/>
+              </w:rPr>
+              <w:t>Verify permission, failure and timeout behaviour on supported browsers.</w:t>
+            </w:r>
+          </w:p>
+        </w:tc>
+      </w:tr>
+      <w:tr>
+        <w:trPr>
+          <w:cantSplit/>
+        </w:trPr>
+        <w:tc>
+          <w:tcPr>
+            <w:tcW w:type="dxa" w:w="2880"/>
+            <w:vAlign w:val="center"/>
+          </w:tcPr>
+          <w:p>
+            <w:pPr>
+              <w:spacing w:after="0"/>
+            </w:pPr>
+            <w:r/>
+            <w:r>
+              <w:rPr>
+                <w:b w:val="0"/>
+                <w:color w:val="1F4B37"/>
+                <w:sz w:val="16"/>
+              </w:rPr>
+              <w:t>Visitor counter and clock</w:t>
+            </w:r>
+          </w:p>
+        </w:tc>
+        <w:tc>
+          <w:tcPr>
+            <w:tcW w:type="dxa" w:w="1944"/>
+            <w:vAlign w:val="center"/>
           </w:tcPr>
           <w:p>
             <w:pPr>
@@ -4014,7 +5377,6 @@
           <w:tcPr>
             <w:tcW w:type="dxa" w:w="4824"/>
             <w:vAlign w:val="center"/>
-            <w:shd w:fill="F2F5ED"/>
           </w:tcPr>
           <w:p>
             <w:pPr>
@@ -4033,10 +5395,14 @@
         </w:tc>
       </w:tr>
       <w:tr>
+        <w:trPr>
+          <w:cantSplit/>
+        </w:trPr>
         <w:tc>
           <w:tcPr>
             <w:tcW w:type="dxa" w:w="2880"/>
             <w:vAlign w:val="center"/>
+            <w:shd w:fill="F3F5F7"/>
           </w:tcPr>
           <w:p>
             <w:pPr>
@@ -4057,6 +5423,7 @@
           <w:tcPr>
             <w:tcW w:type="dxa" w:w="1944"/>
             <w:vAlign w:val="center"/>
+            <w:shd w:fill="F3F5F7"/>
           </w:tcPr>
           <w:p>
             <w:pPr>
@@ -4069,7 +5436,7 @@
                 <w:color w:val="1F4B37"/>
                 <w:sz w:val="16"/>
               </w:rPr>
-              <w:t>Missing</w:t>
+              <w:t>Implemented as demos</w:t>
             </w:r>
           </w:p>
         </w:tc>
@@ -4077,6 +5444,7 @@
           <w:tcPr>
             <w:tcW w:type="dxa" w:w="4824"/>
             <w:vAlign w:val="center"/>
+            <w:shd w:fill="F3F5F7"/>
           </w:tcPr>
           <w:p>
             <w:pPr>
@@ -4089,17 +5457,19 @@
                 <w:color w:val="1F4B37"/>
                 <w:sz w:val="16"/>
               </w:rPr>
-              <w:t>Add the requested design only controls if required.</w:t>
+              <w:t>Real authentication is not included in the frontend-only scope.</w:t>
             </w:r>
           </w:p>
         </w:tc>
       </w:tr>
       <w:tr>
+        <w:trPr>
+          <w:cantSplit/>
+        </w:trPr>
         <w:tc>
           <w:tcPr>
             <w:tcW w:type="dxa" w:w="2880"/>
             <w:vAlign w:val="center"/>
-            <w:shd w:fill="F2F5ED"/>
           </w:tcPr>
           <w:p>
             <w:pPr>
@@ -4120,7 +5490,6 @@
           <w:tcPr>
             <w:tcW w:type="dxa" w:w="1944"/>
             <w:vAlign w:val="center"/>
-            <w:shd w:fill="F2F5ED"/>
           </w:tcPr>
           <w:p>
             <w:pPr>
@@ -4141,7 +5510,6 @@
           <w:tcPr>
             <w:tcW w:type="dxa" w:w="4824"/>
             <w:vAlign w:val="center"/>
-            <w:shd w:fill="F2F5ED"/>
           </w:tcPr>
           <w:p>
             <w:pPr>
@@ -4160,10 +5528,14 @@
         </w:tc>
       </w:tr>
       <w:tr>
+        <w:trPr>
+          <w:cantSplit/>
+        </w:trPr>
         <w:tc>
           <w:tcPr>
             <w:tcW w:type="dxa" w:w="2880"/>
             <w:vAlign w:val="center"/>
+            <w:shd w:fill="F3F5F7"/>
           </w:tcPr>
           <w:p>
             <w:pPr>
@@ -4184,6 +5556,7 @@
           <w:tcPr>
             <w:tcW w:type="dxa" w:w="1944"/>
             <w:vAlign w:val="center"/>
+            <w:shd w:fill="F3F5F7"/>
           </w:tcPr>
           <w:p>
             <w:pPr>
@@ -4204,6 +5577,7 @@
           <w:tcPr>
             <w:tcW w:type="dxa" w:w="4824"/>
             <w:vAlign w:val="center"/>
+            <w:shd w:fill="F3F5F7"/>
           </w:tcPr>
           <w:p>
             <w:pPr>
@@ -4237,7 +5611,7 @@
     </w:p>
     <w:p>
       <w:r>
-        <w:t>FreshFind Web Innovation Unleashed Software Requirements Specification, version 1.0, supplied PDF. FreshFind source repository and bundled JSON data inspected 25 September 2026. CarBreezy project report supplied as an example of report organization; its project claims and code were not used as FreshFind evidence.</w:t>
+        <w:t>FreshFind Web Innovation Unleashed Software Requirements Specification, version 1.0, supplied PDF. FreshFind source repository and bundled JSON data inspected 26 September 2026. Team XI names, IDs and email addresses supplied by the project team. CarBreezy project report is the report organization reference.</w:t>
       </w:r>
     </w:p>
     <w:sectPr>
@@ -4702,7 +6076,7 @@
       <w:rFonts w:asciiTheme="majorHAnsi" w:eastAsiaTheme="majorEastAsia" w:hAnsiTheme="majorHAnsi" w:cstheme="majorBidi" w:ascii="Georgia" w:hAnsi="Georgia"/>
       <w:b w:val="0"/>
       <w:bCs/>
-      <w:color w:val="1F4B37"/>
+      <w:color w:val="000000"/>
       <w:sz w:val="34"/>
       <w:szCs w:val="28"/>
     </w:rPr>
@@ -4726,7 +6100,7 @@
       <w:rFonts w:asciiTheme="majorHAnsi" w:eastAsiaTheme="majorEastAsia" w:hAnsiTheme="majorHAnsi" w:cstheme="majorBidi" w:ascii="Georgia" w:hAnsi="Georgia"/>
       <w:b w:val="0"/>
       <w:bCs/>
-      <w:color w:val="1F4B37"/>
+      <w:color w:val="000000"/>
       <w:sz w:val="25"/>
       <w:szCs w:val="26"/>
     </w:rPr>
@@ -4750,7 +6124,7 @@
       <w:rFonts w:asciiTheme="majorHAnsi" w:eastAsiaTheme="majorEastAsia" w:hAnsiTheme="majorHAnsi" w:cstheme="majorBidi" w:ascii="Georgia" w:hAnsi="Georgia"/>
       <w:b w:val="0"/>
       <w:bCs/>
-      <w:color w:val="1F4B37"/>
+      <w:color w:val="000000"/>
       <w:sz w:val="21"/>
     </w:rPr>
   </w:style>
@@ -5027,7 +6401,7 @@
       <w:rFonts w:asciiTheme="majorHAnsi" w:eastAsiaTheme="majorEastAsia" w:hAnsiTheme="majorHAnsi" w:cstheme="majorBidi" w:ascii="Aptos" w:hAnsi="Aptos"/>
       <w:i/>
       <w:iCs/>
-      <w:color w:val="596455"/>
+      <w:color w:val="000000"/>
       <w:spacing w:val="15"/>
       <w:sz w:val="24"/>
       <w:szCs w:val="24"/>
